--- a/Document.docx
+++ b/Document.docx
@@ -1523,6 +1523,7 @@
           <w:color w:val="44546A" w:themeColor="text2"/>
           <w:sz w:val="28"/>
           <w:szCs w:val="28"/>
+          <w:rtl/>
         </w:rPr>
       </w:pPr>
       <w:r>
@@ -1544,6 +1545,48 @@
         <w:spacing w:line="240" w:lineRule="auto"/>
         <w:rPr>
           <w:rFonts w:cs="B Nazanin"/>
+          <w:color w:val="000000" w:themeColor="text1"/>
+          <w:sz w:val="28"/>
+          <w:szCs w:val="28"/>
+        </w:rPr>
+      </w:pPr>
+      <w:r>
+        <w:rPr>
+          <w:rFonts w:cs="B Nazanin"/>
+          <w:color w:val="000000" w:themeColor="text1"/>
+          <w:sz w:val="28"/>
+          <w:szCs w:val="28"/>
+          <w:rtl/>
+        </w:rPr>
+        <w:t>این لایه شامل کلاس‌های کمکی، متدهای عمومی و اعضای استاتیک</w:t>
+      </w:r>
+      <w:r>
+        <w:rPr>
+          <w:rFonts w:cs="B Nazanin"/>
+          <w:color w:val="000000" w:themeColor="text1"/>
+          <w:sz w:val="28"/>
+          <w:szCs w:val="28"/>
+        </w:rPr>
+        <w:t xml:space="preserve">  </w:t>
+      </w:r>
+      <w:r>
+        <w:rPr>
+          <w:rFonts w:cs="B Nazanin"/>
+          <w:color w:val="000000" w:themeColor="text1"/>
+          <w:sz w:val="28"/>
+          <w:szCs w:val="28"/>
+          <w:rtl/>
+        </w:rPr>
+        <w:t xml:space="preserve">است که در بخش‌های مختلف سیستم مورد استفاده قرار می‌گیرند. </w:t>
+      </w:r>
+    </w:p>
+    <w:p>
+      <w:pPr>
+        <w:shd w:val="clear" w:color="auto" w:fill="FFFFFF" w:themeFill="background1"/>
+        <w:bidi/>
+        <w:spacing w:line="240" w:lineRule="auto"/>
+        <w:rPr>
+          <w:rFonts w:cs="B Nazanin"/>
           <w:b/>
           <w:bCs/>
           <w:color w:val="44546A" w:themeColor="text2"/>
@@ -1588,6 +1631,59 @@
           <w:color w:val="000000" w:themeColor="text1"/>
           <w:sz w:val="28"/>
           <w:szCs w:val="28"/>
+          <w:rtl/>
+        </w:rPr>
+      </w:pPr>
+      <w:r>
+        <w:rPr>
+          <w:rFonts w:cs="B Nazanin"/>
+          <w:color w:val="000000" w:themeColor="text1"/>
+          <w:sz w:val="28"/>
+          <w:szCs w:val="28"/>
+          <w:rtl/>
+        </w:rPr>
+        <w:t>این لایه شامل کلاس‌ها و سناریوهای</w:t>
+      </w:r>
+      <w:r>
+        <w:rPr>
+          <w:rFonts w:cs="B Nazanin" w:hint="cs"/>
+          <w:color w:val="000000" w:themeColor="text1"/>
+          <w:sz w:val="28"/>
+          <w:szCs w:val="28"/>
+          <w:rtl/>
+        </w:rPr>
+        <w:t xml:space="preserve">ی </w:t>
+      </w:r>
+      <w:r>
+        <w:rPr>
+          <w:rFonts w:cs="B Nazanin"/>
+          <w:color w:val="000000" w:themeColor="text1"/>
+          <w:sz w:val="28"/>
+          <w:szCs w:val="28"/>
+          <w:rtl/>
+        </w:rPr>
+        <w:t>است که به‌منظور بررسی صحت عملکرد بخش‌های مختلف، اعتبارسنجی منطق برنامه و اطمینان از عملکرد صحیح قابلیت‌ها ایجاد شده‌اند. هدف از این لایه، شناسایی خطاها، تسهیل فرآیند نگهداری و افزایش کیفیت و پایداری نرم‌افزار است</w:t>
+      </w:r>
+      <w:r>
+        <w:rPr>
+          <w:rFonts w:cs="B Nazanin"/>
+          <w:color w:val="000000" w:themeColor="text1"/>
+          <w:sz w:val="28"/>
+          <w:szCs w:val="28"/>
+        </w:rPr>
+        <w:t>.</w:t>
+      </w:r>
+    </w:p>
+    <w:p>
+      <w:pPr>
+        <w:shd w:val="clear" w:color="auto" w:fill="FFFFFF" w:themeFill="background1"/>
+        <w:bidi/>
+        <w:spacing w:line="240" w:lineRule="auto"/>
+        <w:rPr>
+          <w:rFonts w:cs="B Nazanin"/>
+          <w:color w:val="000000" w:themeColor="text1"/>
+          <w:sz w:val="28"/>
+          <w:szCs w:val="28"/>
         </w:rPr>
       </w:pPr>
     </w:p>
@@ -1629,6 +1725,7 @@
           <w:sz w:val="28"/>
           <w:szCs w:val="28"/>
         </w:rPr>
+        <w:lastRenderedPageBreak/>
         <w:t>Web</w:t>
       </w:r>
       <w:r>
@@ -1725,19 +1822,6 @@
         </w:rPr>
         <w:t>.</w:t>
       </w:r>
-    </w:p>
-    <w:p>
-      <w:pPr>
-        <w:shd w:val="clear" w:color="auto" w:fill="FFFFFF" w:themeFill="background1"/>
-        <w:bidi/>
-        <w:spacing w:line="240" w:lineRule="auto"/>
-        <w:rPr>
-          <w:rFonts w:cs="B Nazanin"/>
-          <w:color w:val="000000" w:themeColor="text1"/>
-          <w:sz w:val="28"/>
-          <w:szCs w:val="28"/>
-        </w:rPr>
-      </w:pPr>
     </w:p>
     <w:p>
       <w:pPr>
@@ -2491,6 +2575,22 @@
           <w:rFonts w:cs="B Nazanin"/>
           <w:b/>
           <w:bCs/>
+          <w:color w:val="A5A5A5" w:themeColor="accent3"/>
+          <w:sz w:val="28"/>
+          <w:szCs w:val="28"/>
+          <w:rtl/>
+        </w:rPr>
+      </w:pPr>
+    </w:p>
+    <w:p>
+      <w:pPr>
+        <w:shd w:val="clear" w:color="auto" w:fill="FFFFFF" w:themeFill="background1"/>
+        <w:bidi/>
+        <w:spacing w:line="240" w:lineRule="auto"/>
+        <w:rPr>
+          <w:rFonts w:cs="B Nazanin"/>
+          <w:b/>
+          <w:bCs/>
           <w:color w:val="000000" w:themeColor="text1"/>
           <w:sz w:val="28"/>
           <w:szCs w:val="28"/>
@@ -2508,6 +2608,7 @@
           <w:szCs w:val="28"/>
           <w:rtl/>
         </w:rPr>
+        <w:lastRenderedPageBreak/>
         <w:t>موجودی کالا</w:t>
       </w:r>
       <w:r>
@@ -2641,32 +2742,6 @@
         <w:spacing w:line="240" w:lineRule="auto"/>
         <w:rPr>
           <w:rFonts w:cs="B Nazanin"/>
-          <w:color w:val="000000" w:themeColor="text1"/>
-          <w:sz w:val="28"/>
-          <w:szCs w:val="28"/>
-        </w:rPr>
-      </w:pPr>
-    </w:p>
-    <w:p>
-      <w:pPr>
-        <w:shd w:val="clear" w:color="auto" w:fill="FFFFFF" w:themeFill="background1"/>
-        <w:bidi/>
-        <w:spacing w:line="240" w:lineRule="auto"/>
-        <w:rPr>
-          <w:rFonts w:cs="B Nazanin"/>
-          <w:color w:val="000000" w:themeColor="text1"/>
-          <w:sz w:val="28"/>
-          <w:szCs w:val="28"/>
-        </w:rPr>
-      </w:pPr>
-    </w:p>
-    <w:p>
-      <w:pPr>
-        <w:shd w:val="clear" w:color="auto" w:fill="FFFFFF" w:themeFill="background1"/>
-        <w:bidi/>
-        <w:spacing w:line="240" w:lineRule="auto"/>
-        <w:rPr>
-          <w:rFonts w:cs="B Nazanin"/>
           <w:b/>
           <w:bCs/>
           <w:color w:val="A5A5A5" w:themeColor="accent3"/>
@@ -2929,19 +3004,6 @@
         <w:spacing w:line="240" w:lineRule="auto"/>
         <w:rPr>
           <w:rFonts w:cs="B Nazanin"/>
-          <w:color w:val="000000" w:themeColor="text1"/>
-          <w:sz w:val="28"/>
-          <w:szCs w:val="28"/>
-        </w:rPr>
-      </w:pPr>
-    </w:p>
-    <w:p>
-      <w:pPr>
-        <w:shd w:val="clear" w:color="auto" w:fill="FFFFFF" w:themeFill="background1"/>
-        <w:bidi/>
-        <w:spacing w:line="240" w:lineRule="auto"/>
-        <w:rPr>
-          <w:rFonts w:cs="B Nazanin"/>
           <w:b/>
           <w:bCs/>
           <w:color w:val="A5A5A5" w:themeColor="accent3"/>
@@ -3116,6 +3178,7 @@
           <w:color w:val="000000" w:themeColor="text1"/>
           <w:sz w:val="28"/>
           <w:szCs w:val="28"/>
+          <w:rtl/>
         </w:rPr>
       </w:pPr>
       <w:r>
@@ -3128,20 +3191,6 @@
         </w:rPr>
         <w:t>مقدار</w:t>
       </w:r>
-    </w:p>
-    <w:p>
-      <w:pPr>
-        <w:shd w:val="clear" w:color="auto" w:fill="FFFFFF" w:themeFill="background1"/>
-        <w:bidi/>
-        <w:spacing w:after="0" w:line="240" w:lineRule="auto"/>
-        <w:rPr>
-          <w:rFonts w:cs="B Nazanin"/>
-          <w:color w:val="000000" w:themeColor="text1"/>
-          <w:sz w:val="28"/>
-          <w:szCs w:val="28"/>
-          <w:rtl/>
-        </w:rPr>
-      </w:pPr>
     </w:p>
     <w:p>
       <w:pPr>
@@ -3416,20 +3465,6 @@
         <w:spacing w:after="0" w:line="240" w:lineRule="auto"/>
         <w:rPr>
           <w:rFonts w:cs="B Nazanin"/>
-          <w:color w:val="000000" w:themeColor="text1"/>
-          <w:sz w:val="28"/>
-          <w:szCs w:val="28"/>
-          <w:rtl/>
-        </w:rPr>
-      </w:pPr>
-    </w:p>
-    <w:p>
-      <w:pPr>
-        <w:shd w:val="clear" w:color="auto" w:fill="FFFFFF" w:themeFill="background1"/>
-        <w:bidi/>
-        <w:spacing w:after="0" w:line="240" w:lineRule="auto"/>
-        <w:rPr>
-          <w:rFonts w:cs="B Nazanin"/>
           <w:b/>
           <w:bCs/>
           <w:color w:val="44546A" w:themeColor="text2"/>
@@ -3447,6 +3482,7 @@
           <w:szCs w:val="28"/>
           <w:rtl/>
         </w:rPr>
+        <w:lastRenderedPageBreak/>
         <w:t xml:space="preserve">رفرش توکن کاربران </w:t>
       </w:r>
       <w:proofErr w:type="spellStart"/>
@@ -3483,7 +3519,6 @@
           <w:szCs w:val="28"/>
           <w:rtl/>
         </w:rPr>
-        <w:lastRenderedPageBreak/>
         <w:t>برای مدیریت</w:t>
       </w:r>
       <w:r>
@@ -4488,34 +4523,6 @@
         <w:spacing w:after="0" w:line="240" w:lineRule="auto"/>
         <w:rPr>
           <w:rFonts w:cs="B Nazanin"/>
-          <w:color w:val="000000" w:themeColor="text1"/>
-          <w:sz w:val="28"/>
-          <w:szCs w:val="28"/>
-          <w:rtl/>
-        </w:rPr>
-      </w:pPr>
-    </w:p>
-    <w:p>
-      <w:pPr>
-        <w:shd w:val="clear" w:color="auto" w:fill="FFFFFF" w:themeFill="background1"/>
-        <w:bidi/>
-        <w:spacing w:after="0" w:line="240" w:lineRule="auto"/>
-        <w:rPr>
-          <w:rFonts w:cs="B Nazanin"/>
-          <w:color w:val="000000" w:themeColor="text1"/>
-          <w:sz w:val="28"/>
-          <w:szCs w:val="28"/>
-          <w:rtl/>
-        </w:rPr>
-      </w:pPr>
-    </w:p>
-    <w:p>
-      <w:pPr>
-        <w:shd w:val="clear" w:color="auto" w:fill="FFFFFF" w:themeFill="background1"/>
-        <w:bidi/>
-        <w:spacing w:after="0" w:line="240" w:lineRule="auto"/>
-        <w:rPr>
-          <w:rFonts w:cs="B Nazanin"/>
           <w:b/>
           <w:bCs/>
           <w:color w:val="000000" w:themeColor="text1"/>
@@ -4534,6 +4541,7 @@
           <w:rtl/>
           <w:lang w:bidi="fa-IR"/>
         </w:rPr>
+        <w:lastRenderedPageBreak/>
         <w:t>۶</w:t>
       </w:r>
       <w:r>
@@ -5576,6 +5584,7 @@
           <w:szCs w:val="28"/>
           <w:rtl/>
         </w:rPr>
+        <w:lastRenderedPageBreak/>
         <w:t>کاهش موجودی</w:t>
       </w:r>
     </w:p>
@@ -6270,6 +6279,20 @@
         <w:spacing w:after="0" w:line="240" w:lineRule="auto"/>
         <w:rPr>
           <w:rFonts w:cs="B Nazanin"/>
+          <w:color w:val="000000" w:themeColor="text1"/>
+          <w:sz w:val="28"/>
+          <w:szCs w:val="28"/>
+          <w:rtl/>
+        </w:rPr>
+      </w:pPr>
+    </w:p>
+    <w:p>
+      <w:pPr>
+        <w:shd w:val="clear" w:color="auto" w:fill="FFFFFF" w:themeFill="background1"/>
+        <w:bidi/>
+        <w:spacing w:after="0" w:line="240" w:lineRule="auto"/>
+        <w:rPr>
+          <w:rFonts w:cs="B Nazanin"/>
           <w:b/>
           <w:bCs/>
           <w:color w:val="000000" w:themeColor="text1"/>
@@ -6525,20 +6548,6 @@
           <w:color w:val="000000" w:themeColor="text1"/>
           <w:sz w:val="28"/>
           <w:szCs w:val="28"/>
-          <w:rtl/>
-        </w:rPr>
-      </w:pPr>
-    </w:p>
-    <w:p>
-      <w:pPr>
-        <w:shd w:val="clear" w:color="auto" w:fill="FFFFFF" w:themeFill="background1"/>
-        <w:bidi/>
-        <w:spacing w:after="0" w:line="240" w:lineRule="auto"/>
-        <w:rPr>
-          <w:rFonts w:cs="B Nazanin"/>
-          <w:color w:val="000000" w:themeColor="text1"/>
-          <w:sz w:val="28"/>
-          <w:szCs w:val="28"/>
         </w:rPr>
       </w:pPr>
     </w:p>
@@ -6567,6 +6576,7 @@
           <w:rtl/>
           <w:lang w:bidi="fa-IR"/>
         </w:rPr>
+        <w:lastRenderedPageBreak/>
         <w:t>۱۱</w:t>
       </w:r>
       <w:r>
@@ -7470,7 +7480,6 @@
           <w:szCs w:val="28"/>
           <w:rtl/>
         </w:rPr>
-        <w:lastRenderedPageBreak/>
         <w:t>این گزارش به ترتیب زمانی مرتب شده و مانده موجودی پس از هر تراکنش محاسبه می‌شود</w:t>
       </w:r>
       <w:r>
@@ -7522,6 +7531,7 @@
           <w:rtl/>
           <w:lang w:bidi="fa-IR"/>
         </w:rPr>
+        <w:lastRenderedPageBreak/>
         <w:t>۱۴</w:t>
       </w:r>
       <w:r>
@@ -8447,6 +8457,7 @@
           <w:rtl/>
           <w:lang w:bidi="fa-IR"/>
         </w:rPr>
+        <w:lastRenderedPageBreak/>
         <w:t>۱۷</w:t>
       </w:r>
       <w:r>
@@ -9474,6 +9485,7 @@
           <w:szCs w:val="28"/>
           <w:rtl/>
         </w:rPr>
+        <w:lastRenderedPageBreak/>
         <w:t>گزارش</w:t>
       </w:r>
       <w:r>
@@ -9548,7 +9560,18 @@
           <w:szCs w:val="28"/>
           <w:rtl/>
         </w:rPr>
-        <w:t>نوع سند انبار</w:t>
+        <w:t xml:space="preserve">نوع سند </w:t>
+      </w:r>
+      <w:proofErr w:type="gramStart"/>
+      <w:r>
+        <w:rPr>
+          <w:rFonts w:cs="B Nazanin"/>
+          <w:color w:val="000000" w:themeColor="text1"/>
+          <w:sz w:val="28"/>
+          <w:szCs w:val="28"/>
+          <w:rtl/>
+        </w:rPr>
+        <w:t>انبار</w:t>
       </w:r>
       <w:r>
         <w:rPr>
@@ -9579,6 +9602,7 @@
         <w:t>(</w:t>
       </w:r>
       <w:proofErr w:type="spellStart"/>
+      <w:proofErr w:type="gramEnd"/>
       <w:r>
         <w:rPr>
           <w:rFonts w:cs="B Nazanin"/>
@@ -10144,7 +10168,18 @@
           <w:szCs w:val="28"/>
           <w:rtl/>
         </w:rPr>
-        <w:t>وضعیت سند انبار</w:t>
+        <w:t xml:space="preserve">وضعیت سند </w:t>
+      </w:r>
+      <w:proofErr w:type="gramStart"/>
+      <w:r>
+        <w:rPr>
+          <w:rFonts w:cs="B Nazanin"/>
+          <w:color w:val="000000" w:themeColor="text1"/>
+          <w:sz w:val="28"/>
+          <w:szCs w:val="28"/>
+          <w:rtl/>
+        </w:rPr>
+        <w:t>انبار</w:t>
       </w:r>
       <w:r>
         <w:rPr>
@@ -10155,6 +10190,7 @@
         </w:rPr>
         <w:t>(</w:t>
       </w:r>
+      <w:proofErr w:type="gramEnd"/>
       <w:r>
         <w:rPr>
           <w:rFonts w:cs="B Nazanin"/>
@@ -11505,7 +11541,6 @@
                 <w:sz w:val="28"/>
                 <w:szCs w:val="28"/>
               </w:rPr>
-              <w:lastRenderedPageBreak/>
               <w:t>70</w:t>
             </w:r>
           </w:p>
@@ -11732,6 +11767,7 @@
                 <w:sz w:val="28"/>
                 <w:szCs w:val="28"/>
               </w:rPr>
+              <w:lastRenderedPageBreak/>
               <w:t>90</w:t>
             </w:r>
           </w:p>
@@ -12558,7 +12594,18 @@
           <w:szCs w:val="28"/>
           <w:rtl/>
         </w:rPr>
-        <w:t>نقش کاربر</w:t>
+        <w:t xml:space="preserve">نقش </w:t>
+      </w:r>
+      <w:proofErr w:type="gramStart"/>
+      <w:r>
+        <w:rPr>
+          <w:rFonts w:cs="B Nazanin"/>
+          <w:color w:val="000000" w:themeColor="text1"/>
+          <w:sz w:val="28"/>
+          <w:szCs w:val="28"/>
+          <w:rtl/>
+        </w:rPr>
+        <w:t>کاربر</w:t>
       </w:r>
       <w:r>
         <w:rPr>
@@ -12570,6 +12617,7 @@
         <w:t>(</w:t>
       </w:r>
       <w:proofErr w:type="spellStart"/>
+      <w:proofErr w:type="gramEnd"/>
       <w:r>
         <w:rPr>
           <w:rFonts w:cs="B Nazanin"/>
@@ -13052,6 +13100,34 @@
           <w:color w:val="000000" w:themeColor="text1"/>
           <w:sz w:val="28"/>
           <w:szCs w:val="28"/>
+          <w:rtl/>
+        </w:rPr>
+      </w:pPr>
+    </w:p>
+    <w:p>
+      <w:pPr>
+        <w:shd w:val="clear" w:color="auto" w:fill="FFFFFF" w:themeFill="background1"/>
+        <w:bidi/>
+        <w:spacing w:after="0" w:line="240" w:lineRule="auto"/>
+        <w:rPr>
+          <w:rFonts w:cs="B Nazanin"/>
+          <w:color w:val="000000" w:themeColor="text1"/>
+          <w:sz w:val="28"/>
+          <w:szCs w:val="28"/>
+          <w:rtl/>
+        </w:rPr>
+      </w:pPr>
+    </w:p>
+    <w:p>
+      <w:pPr>
+        <w:shd w:val="clear" w:color="auto" w:fill="FFFFFF" w:themeFill="background1"/>
+        <w:bidi/>
+        <w:spacing w:after="0" w:line="240" w:lineRule="auto"/>
+        <w:rPr>
+          <w:rFonts w:cs="B Nazanin"/>
+          <w:color w:val="000000" w:themeColor="text1"/>
+          <w:sz w:val="28"/>
+          <w:szCs w:val="28"/>
         </w:rPr>
       </w:pPr>
     </w:p>
@@ -14107,97 +14183,6 @@
         <w:shd w:val="clear" w:color="auto" w:fill="FFFFFF" w:themeFill="background1"/>
         <w:bidi/>
         <w:spacing w:after="0" w:line="240" w:lineRule="auto"/>
-        <w:rPr>
-          <w:rFonts w:cs="B Nazanin"/>
-          <w:color w:val="000000" w:themeColor="text1"/>
-          <w:sz w:val="28"/>
-          <w:szCs w:val="28"/>
-        </w:rPr>
-      </w:pPr>
-    </w:p>
-    <w:p>
-      <w:pPr>
-        <w:shd w:val="clear" w:color="auto" w:fill="FFFFFF" w:themeFill="background1"/>
-        <w:bidi/>
-        <w:spacing w:after="0" w:line="240" w:lineRule="auto"/>
-        <w:rPr>
-          <w:rFonts w:cs="B Nazanin"/>
-          <w:color w:val="000000" w:themeColor="text1"/>
-          <w:sz w:val="28"/>
-          <w:szCs w:val="28"/>
-        </w:rPr>
-      </w:pPr>
-    </w:p>
-    <w:p>
-      <w:pPr>
-        <w:shd w:val="clear" w:color="auto" w:fill="FFFFFF" w:themeFill="background1"/>
-        <w:bidi/>
-        <w:spacing w:line="240" w:lineRule="auto"/>
-        <w:rPr>
-          <w:rFonts w:cs="B Nazanin"/>
-          <w:color w:val="000000" w:themeColor="text1"/>
-          <w:sz w:val="28"/>
-          <w:szCs w:val="28"/>
-        </w:rPr>
-      </w:pPr>
-    </w:p>
-    <w:p>
-      <w:pPr>
-        <w:shd w:val="clear" w:color="auto" w:fill="FFFFFF" w:themeFill="background1"/>
-        <w:bidi/>
-        <w:spacing w:line="240" w:lineRule="auto"/>
-        <w:rPr>
-          <w:rFonts w:cs="B Nazanin"/>
-          <w:color w:val="000000" w:themeColor="text1"/>
-          <w:sz w:val="28"/>
-          <w:szCs w:val="28"/>
-        </w:rPr>
-      </w:pPr>
-    </w:p>
-    <w:p>
-      <w:pPr>
-        <w:shd w:val="clear" w:color="auto" w:fill="FFFFFF" w:themeFill="background1"/>
-        <w:bidi/>
-        <w:spacing w:line="240" w:lineRule="auto"/>
-        <w:rPr>
-          <w:rFonts w:cs="B Nazanin"/>
-          <w:color w:val="000000" w:themeColor="text1"/>
-          <w:sz w:val="28"/>
-          <w:szCs w:val="28"/>
-        </w:rPr>
-      </w:pPr>
-    </w:p>
-    <w:p>
-      <w:pPr>
-        <w:shd w:val="clear" w:color="auto" w:fill="FFFFFF" w:themeFill="background1"/>
-        <w:bidi/>
-        <w:spacing w:line="240" w:lineRule="auto"/>
-        <w:rPr>
-          <w:rFonts w:cs="B Nazanin"/>
-          <w:color w:val="000000" w:themeColor="text1"/>
-          <w:sz w:val="28"/>
-          <w:szCs w:val="28"/>
-        </w:rPr>
-      </w:pPr>
-    </w:p>
-    <w:p>
-      <w:pPr>
-        <w:shd w:val="clear" w:color="auto" w:fill="FFFFFF" w:themeFill="background1"/>
-        <w:bidi/>
-        <w:spacing w:line="240" w:lineRule="auto"/>
-        <w:rPr>
-          <w:rFonts w:cs="B Nazanin"/>
-          <w:color w:val="000000" w:themeColor="text1"/>
-          <w:sz w:val="28"/>
-          <w:szCs w:val="28"/>
-        </w:rPr>
-      </w:pPr>
-    </w:p>
-    <w:p>
-      <w:pPr>
-        <w:shd w:val="clear" w:color="auto" w:fill="FFFFFF" w:themeFill="background1"/>
-        <w:bidi/>
-        <w:spacing w:line="240" w:lineRule="auto"/>
         <w:rPr>
           <w:rFonts w:cs="B Nazanin"/>
           <w:color w:val="000000" w:themeColor="text1"/>
@@ -18398,7 +18383,7 @@
   <w:style w:type="paragraph" w:default="1" w:styleId="Normal">
     <w:name w:val="Normal"/>
     <w:qFormat/>
-    <w:rsid w:val="00F706F1"/>
+    <w:rsid w:val="00F05122"/>
   </w:style>
   <w:style w:type="paragraph" w:styleId="Heading1">
     <w:name w:val="heading 1"/>
@@ -18602,7 +18587,6 @@
   <w:style w:type="character" w:default="1" w:styleId="DefaultParagraphFont">
     <w:name w:val="Default Paragraph Font"/>
     <w:uiPriority w:val="1"/>
-    <w:semiHidden/>
     <w:unhideWhenUsed/>
   </w:style>
   <w:style w:type="table" w:default="1" w:styleId="TableNormal">

--- a/Document.docx
+++ b/Document.docx
@@ -13718,50 +13718,1271 @@
         <w:spacing w:after="0" w:line="240" w:lineRule="auto"/>
         <w:rPr>
           <w:rFonts w:cs="B Nazanin"/>
-          <w:color w:val="000000" w:themeColor="text1"/>
-          <w:sz w:val="28"/>
-          <w:szCs w:val="28"/>
-        </w:rPr>
-      </w:pPr>
-    </w:p>
-    <w:p>
-      <w:pPr>
-        <w:shd w:val="clear" w:color="auto" w:fill="FFFFFF" w:themeFill="background1"/>
-        <w:bidi/>
-        <w:spacing w:after="0" w:line="240" w:lineRule="auto"/>
-        <w:rPr>
-          <w:rFonts w:cs="B Nazanin"/>
-          <w:color w:val="000000" w:themeColor="text1"/>
-          <w:sz w:val="28"/>
-          <w:szCs w:val="28"/>
-          <w:rtl/>
-        </w:rPr>
-      </w:pPr>
-    </w:p>
-    <w:p>
-      <w:pPr>
-        <w:shd w:val="clear" w:color="auto" w:fill="FFFFFF" w:themeFill="background1"/>
-        <w:bidi/>
-        <w:spacing w:after="0" w:line="240" w:lineRule="auto"/>
-        <w:rPr>
-          <w:rFonts w:cs="B Nazanin"/>
-          <w:b/>
-          <w:bCs/>
-          <w:color w:val="000000" w:themeColor="text1"/>
-          <w:sz w:val="28"/>
-          <w:szCs w:val="28"/>
-        </w:rPr>
-      </w:pPr>
-      <w:r>
-        <w:rPr>
-          <w:rFonts w:cs="B Nazanin"/>
-          <w:b/>
-          <w:bCs/>
-          <w:color w:val="000000" w:themeColor="text1"/>
-          <w:sz w:val="28"/>
-          <w:szCs w:val="28"/>
-          <w:rtl/>
-        </w:rPr>
+          <w:b/>
+          <w:bCs/>
+          <w:color w:val="000000" w:themeColor="text1"/>
+          <w:sz w:val="28"/>
+          <w:szCs w:val="28"/>
+          <w:rtl/>
+        </w:rPr>
+      </w:pPr>
+      <w:r>
+        <w:rPr>
+          <w:rFonts w:cs="B Nazanin" w:hint="cs"/>
+          <w:b/>
+          <w:bCs/>
+          <w:color w:val="000000" w:themeColor="text1"/>
+          <w:sz w:val="28"/>
+          <w:szCs w:val="28"/>
+          <w:rtl/>
+        </w:rPr>
+        <w:lastRenderedPageBreak/>
+        <w:t>فرض های غیرصریح</w:t>
+      </w:r>
+    </w:p>
+    <w:p>
+      <w:pPr>
+        <w:shd w:val="clear" w:color="auto" w:fill="FFFFFF" w:themeFill="background1"/>
+        <w:bidi/>
+        <w:spacing w:after="0" w:line="240" w:lineRule="auto"/>
+        <w:rPr>
+          <w:rFonts w:cs="B Nazanin"/>
+          <w:b/>
+          <w:bCs/>
+          <w:color w:val="000000" w:themeColor="text1"/>
+          <w:sz w:val="28"/>
+          <w:szCs w:val="28"/>
+        </w:rPr>
+      </w:pPr>
+      <w:r>
+        <w:rPr>
+          <w:rFonts w:cs="B Nazanin"/>
+          <w:b/>
+          <w:bCs/>
+          <w:color w:val="000000" w:themeColor="text1"/>
+          <w:sz w:val="28"/>
+          <w:szCs w:val="28"/>
+          <w:rtl/>
+        </w:rPr>
+        <w:t>در پیاده‌سازی این پروژه، موارد زیر به عنوان فرض‌های طراحی در نظر گرفته شده‌اند، زیرا در صورت مسئله به‌صورت صریح مشخص نشده بودند</w:t>
+      </w:r>
+      <w:r>
+        <w:rPr>
+          <w:rFonts w:cs="B Nazanin"/>
+          <w:b/>
+          <w:bCs/>
+          <w:color w:val="000000" w:themeColor="text1"/>
+          <w:sz w:val="28"/>
+          <w:szCs w:val="28"/>
+        </w:rPr>
+        <w:t>:</w:t>
+      </w:r>
+    </w:p>
+    <w:p>
+      <w:pPr>
+        <w:numPr>
+          <w:ilvl w:val="0"/>
+          <w:numId w:val="26"/>
+        </w:numPr>
+        <w:shd w:val="clear" w:color="auto" w:fill="FFFFFF" w:themeFill="background1"/>
+        <w:bidi/>
+        <w:spacing w:after="0" w:line="240" w:lineRule="auto"/>
+        <w:rPr>
+          <w:rFonts w:cs="B Nazanin"/>
+          <w:b/>
+          <w:bCs/>
+          <w:color w:val="000000" w:themeColor="text1"/>
+          <w:sz w:val="28"/>
+          <w:szCs w:val="28"/>
+        </w:rPr>
+      </w:pPr>
+      <w:r>
+        <w:rPr>
+          <w:rFonts w:cs="B Nazanin"/>
+          <w:b/>
+          <w:bCs/>
+          <w:color w:val="000000" w:themeColor="text1"/>
+          <w:sz w:val="28"/>
+          <w:szCs w:val="28"/>
+          <w:rtl/>
+        </w:rPr>
+        <w:t>تولید خودکار کد محصول</w:t>
+      </w:r>
+    </w:p>
+    <w:p>
+      <w:pPr>
+        <w:numPr>
+          <w:ilvl w:val="1"/>
+          <w:numId w:val="26"/>
+        </w:numPr>
+        <w:shd w:val="clear" w:color="auto" w:fill="FFFFFF" w:themeFill="background1"/>
+        <w:bidi/>
+        <w:spacing w:after="0" w:line="240" w:lineRule="auto"/>
+        <w:rPr>
+          <w:rFonts w:cs="B Nazanin"/>
+          <w:b/>
+          <w:bCs/>
+          <w:color w:val="000000" w:themeColor="text1"/>
+          <w:sz w:val="28"/>
+          <w:szCs w:val="28"/>
+        </w:rPr>
+      </w:pPr>
+      <w:r>
+        <w:rPr>
+          <w:rFonts w:cs="B Nazanin"/>
+          <w:b/>
+          <w:bCs/>
+          <w:color w:val="000000" w:themeColor="text1"/>
+          <w:sz w:val="28"/>
+          <w:szCs w:val="28"/>
+          <w:rtl/>
+        </w:rPr>
+        <w:t xml:space="preserve">سیستم به‌صورت خودکار یک کد با پیشوند </w:t>
+      </w:r>
+      <w:r>
+        <w:rPr>
+          <w:rFonts w:cs="B Nazanin"/>
+          <w:b/>
+          <w:bCs/>
+          <w:color w:val="000000" w:themeColor="text1"/>
+          <w:sz w:val="28"/>
+          <w:szCs w:val="28"/>
+        </w:rPr>
+        <w:t xml:space="preserve">PRD </w:t>
+      </w:r>
+      <w:r>
+        <w:rPr>
+          <w:rFonts w:cs="B Nazanin"/>
+          <w:b/>
+          <w:bCs/>
+          <w:color w:val="000000" w:themeColor="text1"/>
+          <w:sz w:val="28"/>
+          <w:szCs w:val="28"/>
+          <w:rtl/>
+        </w:rPr>
+        <w:t>تولید می‌کند</w:t>
+      </w:r>
+      <w:r>
+        <w:rPr>
+          <w:rFonts w:cs="B Nazanin"/>
+          <w:b/>
+          <w:bCs/>
+          <w:color w:val="000000" w:themeColor="text1"/>
+          <w:sz w:val="28"/>
+          <w:szCs w:val="28"/>
+        </w:rPr>
+        <w:t>.</w:t>
+      </w:r>
+    </w:p>
+    <w:p>
+      <w:pPr>
+        <w:numPr>
+          <w:ilvl w:val="0"/>
+          <w:numId w:val="26"/>
+        </w:numPr>
+        <w:shd w:val="clear" w:color="auto" w:fill="FFFFFF" w:themeFill="background1"/>
+        <w:bidi/>
+        <w:spacing w:after="0" w:line="240" w:lineRule="auto"/>
+        <w:rPr>
+          <w:rFonts w:cs="B Nazanin"/>
+          <w:b/>
+          <w:bCs/>
+          <w:color w:val="000000" w:themeColor="text1"/>
+          <w:sz w:val="28"/>
+          <w:szCs w:val="28"/>
+        </w:rPr>
+      </w:pPr>
+      <w:r>
+        <w:rPr>
+          <w:rFonts w:cs="B Nazanin"/>
+          <w:b/>
+          <w:bCs/>
+          <w:color w:val="000000" w:themeColor="text1"/>
+          <w:sz w:val="28"/>
+          <w:szCs w:val="28"/>
+          <w:rtl/>
+        </w:rPr>
+        <w:t>مرتب‌سازی پیش‌فرض محصولات</w:t>
+      </w:r>
+    </w:p>
+    <w:p>
+      <w:pPr>
+        <w:numPr>
+          <w:ilvl w:val="1"/>
+          <w:numId w:val="26"/>
+        </w:numPr>
+        <w:shd w:val="clear" w:color="auto" w:fill="FFFFFF" w:themeFill="background1"/>
+        <w:bidi/>
+        <w:spacing w:after="0" w:line="240" w:lineRule="auto"/>
+        <w:rPr>
+          <w:rFonts w:cs="B Nazanin"/>
+          <w:b/>
+          <w:bCs/>
+          <w:color w:val="000000" w:themeColor="text1"/>
+          <w:sz w:val="28"/>
+          <w:szCs w:val="28"/>
+        </w:rPr>
+      </w:pPr>
+      <w:r>
+        <w:rPr>
+          <w:rFonts w:cs="B Nazanin"/>
+          <w:b/>
+          <w:bCs/>
+          <w:color w:val="000000" w:themeColor="text1"/>
+          <w:sz w:val="28"/>
+          <w:szCs w:val="28"/>
+          <w:rtl/>
+        </w:rPr>
+        <w:t>لیست محصولات به‌صورت پیش‌فرض بر اساس زمان ایجاد</w:t>
+      </w:r>
+      <w:r>
+        <w:rPr>
+          <w:rFonts w:cs="B Nazanin"/>
+          <w:b/>
+          <w:bCs/>
+          <w:color w:val="000000" w:themeColor="text1"/>
+          <w:sz w:val="28"/>
+          <w:szCs w:val="28"/>
+        </w:rPr>
+        <w:t xml:space="preserve"> (</w:t>
+      </w:r>
+      <w:proofErr w:type="spellStart"/>
+      <w:r>
+        <w:rPr>
+          <w:rFonts w:cs="B Nazanin"/>
+          <w:b/>
+          <w:bCs/>
+          <w:color w:val="000000" w:themeColor="text1"/>
+          <w:sz w:val="28"/>
+          <w:szCs w:val="28"/>
+        </w:rPr>
+        <w:t>CreatedDateTime</w:t>
+      </w:r>
+      <w:proofErr w:type="spellEnd"/>
+      <w:r>
+        <w:rPr>
+          <w:rFonts w:cs="B Nazanin"/>
+          <w:b/>
+          <w:bCs/>
+          <w:color w:val="000000" w:themeColor="text1"/>
+          <w:sz w:val="28"/>
+          <w:szCs w:val="28"/>
+        </w:rPr>
+        <w:t xml:space="preserve">) </w:t>
+      </w:r>
+      <w:r>
+        <w:rPr>
+          <w:rFonts w:cs="B Nazanin"/>
+          <w:b/>
+          <w:bCs/>
+          <w:color w:val="000000" w:themeColor="text1"/>
+          <w:sz w:val="28"/>
+          <w:szCs w:val="28"/>
+          <w:rtl/>
+        </w:rPr>
+        <w:t>و به ترتیب نزولی (جدیدترین به قدیمی‌ترین) مرتب می‌شود</w:t>
+      </w:r>
+      <w:r>
+        <w:rPr>
+          <w:rFonts w:cs="B Nazanin"/>
+          <w:b/>
+          <w:bCs/>
+          <w:color w:val="000000" w:themeColor="text1"/>
+          <w:sz w:val="28"/>
+          <w:szCs w:val="28"/>
+        </w:rPr>
+        <w:t>.</w:t>
+      </w:r>
+    </w:p>
+    <w:p>
+      <w:pPr>
+        <w:numPr>
+          <w:ilvl w:val="0"/>
+          <w:numId w:val="26"/>
+        </w:numPr>
+        <w:shd w:val="clear" w:color="auto" w:fill="FFFFFF" w:themeFill="background1"/>
+        <w:bidi/>
+        <w:spacing w:after="0" w:line="240" w:lineRule="auto"/>
+        <w:rPr>
+          <w:rFonts w:cs="B Nazanin"/>
+          <w:b/>
+          <w:bCs/>
+          <w:color w:val="000000" w:themeColor="text1"/>
+          <w:sz w:val="28"/>
+          <w:szCs w:val="28"/>
+        </w:rPr>
+      </w:pPr>
+      <w:r>
+        <w:rPr>
+          <w:rFonts w:cs="B Nazanin"/>
+          <w:b/>
+          <w:bCs/>
+          <w:color w:val="000000" w:themeColor="text1"/>
+          <w:sz w:val="28"/>
+          <w:szCs w:val="28"/>
+          <w:rtl/>
+        </w:rPr>
+        <w:t>مدیریت اطلاعات سیستمی</w:t>
+      </w:r>
+    </w:p>
+    <w:p>
+      <w:pPr>
+        <w:numPr>
+          <w:ilvl w:val="1"/>
+          <w:numId w:val="26"/>
+        </w:numPr>
+        <w:shd w:val="clear" w:color="auto" w:fill="FFFFFF" w:themeFill="background1"/>
+        <w:bidi/>
+        <w:spacing w:after="0" w:line="240" w:lineRule="auto"/>
+        <w:rPr>
+          <w:rFonts w:cs="B Nazanin"/>
+          <w:b/>
+          <w:bCs/>
+          <w:color w:val="000000" w:themeColor="text1"/>
+          <w:sz w:val="28"/>
+          <w:szCs w:val="28"/>
+        </w:rPr>
+      </w:pPr>
+      <w:r>
+        <w:rPr>
+          <w:rFonts w:cs="B Nazanin"/>
+          <w:b/>
+          <w:bCs/>
+          <w:color w:val="000000" w:themeColor="text1"/>
+          <w:sz w:val="28"/>
+          <w:szCs w:val="28"/>
+          <w:rtl/>
+        </w:rPr>
+        <w:t xml:space="preserve">اطلاعاتی مانند </w:t>
+      </w:r>
+      <w:proofErr w:type="spellStart"/>
+      <w:r>
+        <w:rPr>
+          <w:rFonts w:cs="B Nazanin"/>
+          <w:b/>
+          <w:bCs/>
+          <w:color w:val="000000" w:themeColor="text1"/>
+          <w:sz w:val="28"/>
+          <w:szCs w:val="28"/>
+        </w:rPr>
+        <w:t>CreatedDateTime</w:t>
+      </w:r>
+      <w:proofErr w:type="spellEnd"/>
+      <w:r>
+        <w:rPr>
+          <w:rFonts w:cs="B Nazanin"/>
+          <w:b/>
+          <w:bCs/>
+          <w:color w:val="000000" w:themeColor="text1"/>
+          <w:sz w:val="28"/>
+          <w:szCs w:val="28"/>
+        </w:rPr>
+        <w:t xml:space="preserve"> </w:t>
+      </w:r>
+      <w:r>
+        <w:rPr>
+          <w:rFonts w:cs="B Nazanin"/>
+          <w:b/>
+          <w:bCs/>
+          <w:color w:val="000000" w:themeColor="text1"/>
+          <w:sz w:val="28"/>
+          <w:szCs w:val="28"/>
+          <w:rtl/>
+        </w:rPr>
+        <w:t xml:space="preserve">و </w:t>
+      </w:r>
+      <w:proofErr w:type="spellStart"/>
+      <w:r>
+        <w:rPr>
+          <w:rFonts w:cs="B Nazanin"/>
+          <w:b/>
+          <w:bCs/>
+          <w:color w:val="000000" w:themeColor="text1"/>
+          <w:sz w:val="28"/>
+          <w:szCs w:val="28"/>
+        </w:rPr>
+        <w:t>IsDeleted</w:t>
+      </w:r>
+      <w:proofErr w:type="spellEnd"/>
+      <w:r>
+        <w:rPr>
+          <w:rFonts w:cs="B Nazanin"/>
+          <w:b/>
+          <w:bCs/>
+          <w:color w:val="000000" w:themeColor="text1"/>
+          <w:sz w:val="28"/>
+          <w:szCs w:val="28"/>
+        </w:rPr>
+        <w:t xml:space="preserve"> </w:t>
+      </w:r>
+      <w:r>
+        <w:rPr>
+          <w:rFonts w:cs="B Nazanin"/>
+          <w:b/>
+          <w:bCs/>
+          <w:color w:val="000000" w:themeColor="text1"/>
+          <w:sz w:val="28"/>
+          <w:szCs w:val="28"/>
+          <w:rtl/>
+        </w:rPr>
+        <w:t xml:space="preserve">به‌صورت </w:t>
+      </w:r>
+      <w:r>
+        <w:rPr>
+          <w:rFonts w:cs="B Nazanin"/>
+          <w:b/>
+          <w:bCs/>
+          <w:color w:val="000000" w:themeColor="text1"/>
+          <w:sz w:val="28"/>
+          <w:szCs w:val="28"/>
+        </w:rPr>
+        <w:t xml:space="preserve">Shadow Property </w:t>
+      </w:r>
+      <w:r>
+        <w:rPr>
+          <w:rFonts w:cs="B Nazanin"/>
+          <w:b/>
+          <w:bCs/>
+          <w:color w:val="000000" w:themeColor="text1"/>
+          <w:sz w:val="28"/>
+          <w:szCs w:val="28"/>
+          <w:rtl/>
+        </w:rPr>
+        <w:t>توسط</w:t>
+      </w:r>
+      <w:r>
+        <w:rPr>
+          <w:rFonts w:cs="B Nazanin"/>
+          <w:b/>
+          <w:bCs/>
+          <w:color w:val="000000" w:themeColor="text1"/>
+          <w:sz w:val="28"/>
+          <w:szCs w:val="28"/>
+        </w:rPr>
+        <w:t xml:space="preserve"> Entity Framework Core </w:t>
+      </w:r>
+      <w:r>
+        <w:rPr>
+          <w:rFonts w:cs="B Nazanin"/>
+          <w:b/>
+          <w:bCs/>
+          <w:color w:val="000000" w:themeColor="text1"/>
+          <w:sz w:val="28"/>
+          <w:szCs w:val="28"/>
+          <w:rtl/>
+        </w:rPr>
+        <w:t>مدیریت می‌شوند و مستقیماً در کلاس‌های</w:t>
+      </w:r>
+      <w:r>
+        <w:rPr>
+          <w:rFonts w:cs="B Nazanin"/>
+          <w:b/>
+          <w:bCs/>
+          <w:color w:val="000000" w:themeColor="text1"/>
+          <w:sz w:val="28"/>
+          <w:szCs w:val="28"/>
+        </w:rPr>
+        <w:t xml:space="preserve"> Entity </w:t>
+      </w:r>
+      <w:r>
+        <w:rPr>
+          <w:rFonts w:cs="B Nazanin"/>
+          <w:b/>
+          <w:bCs/>
+          <w:color w:val="000000" w:themeColor="text1"/>
+          <w:sz w:val="28"/>
+          <w:szCs w:val="28"/>
+          <w:rtl/>
+        </w:rPr>
+        <w:t>تعریف نشده‌اند</w:t>
+      </w:r>
+      <w:r>
+        <w:rPr>
+          <w:rFonts w:cs="B Nazanin"/>
+          <w:b/>
+          <w:bCs/>
+          <w:color w:val="000000" w:themeColor="text1"/>
+          <w:sz w:val="28"/>
+          <w:szCs w:val="28"/>
+        </w:rPr>
+        <w:t>.</w:t>
+      </w:r>
+    </w:p>
+    <w:p>
+      <w:pPr>
+        <w:numPr>
+          <w:ilvl w:val="0"/>
+          <w:numId w:val="26"/>
+        </w:numPr>
+        <w:shd w:val="clear" w:color="auto" w:fill="FFFFFF" w:themeFill="background1"/>
+        <w:bidi/>
+        <w:spacing w:after="0" w:line="240" w:lineRule="auto"/>
+        <w:rPr>
+          <w:rFonts w:cs="B Nazanin"/>
+          <w:b/>
+          <w:bCs/>
+          <w:color w:val="000000" w:themeColor="text1"/>
+          <w:sz w:val="28"/>
+          <w:szCs w:val="28"/>
+        </w:rPr>
+      </w:pPr>
+      <w:r>
+        <w:rPr>
+          <w:rFonts w:cs="B Nazanin"/>
+          <w:b/>
+          <w:bCs/>
+          <w:color w:val="000000" w:themeColor="text1"/>
+          <w:sz w:val="28"/>
+          <w:szCs w:val="28"/>
+          <w:rtl/>
+        </w:rPr>
+        <w:t>وضعیت فعال بودن محصول</w:t>
+      </w:r>
+    </w:p>
+    <w:p>
+      <w:pPr>
+        <w:numPr>
+          <w:ilvl w:val="1"/>
+          <w:numId w:val="26"/>
+        </w:numPr>
+        <w:shd w:val="clear" w:color="auto" w:fill="FFFFFF" w:themeFill="background1"/>
+        <w:bidi/>
+        <w:spacing w:after="0" w:line="240" w:lineRule="auto"/>
+        <w:rPr>
+          <w:rFonts w:cs="B Nazanin"/>
+          <w:b/>
+          <w:bCs/>
+          <w:color w:val="000000" w:themeColor="text1"/>
+          <w:sz w:val="28"/>
+          <w:szCs w:val="28"/>
+        </w:rPr>
+      </w:pPr>
+      <w:r>
+        <w:rPr>
+          <w:rFonts w:cs="B Nazanin"/>
+          <w:b/>
+          <w:bCs/>
+          <w:color w:val="000000" w:themeColor="text1"/>
+          <w:sz w:val="28"/>
+          <w:szCs w:val="28"/>
+          <w:rtl/>
+        </w:rPr>
+        <w:t>هر محصول دارای وضعیت فعال/غیرفعال</w:t>
+      </w:r>
+      <w:r>
+        <w:rPr>
+          <w:rFonts w:cs="B Nazanin"/>
+          <w:b/>
+          <w:bCs/>
+          <w:color w:val="000000" w:themeColor="text1"/>
+          <w:sz w:val="28"/>
+          <w:szCs w:val="28"/>
+        </w:rPr>
+        <w:t xml:space="preserve"> (</w:t>
+      </w:r>
+      <w:proofErr w:type="spellStart"/>
+      <w:r>
+        <w:rPr>
+          <w:rFonts w:cs="B Nazanin"/>
+          <w:b/>
+          <w:bCs/>
+          <w:color w:val="000000" w:themeColor="text1"/>
+          <w:sz w:val="28"/>
+          <w:szCs w:val="28"/>
+        </w:rPr>
+        <w:t>IsActive</w:t>
+      </w:r>
+      <w:proofErr w:type="spellEnd"/>
+      <w:r>
+        <w:rPr>
+          <w:rFonts w:cs="B Nazanin"/>
+          <w:b/>
+          <w:bCs/>
+          <w:color w:val="000000" w:themeColor="text1"/>
+          <w:sz w:val="28"/>
+          <w:szCs w:val="28"/>
+        </w:rPr>
+        <w:t xml:space="preserve">) </w:t>
+      </w:r>
+      <w:r>
+        <w:rPr>
+          <w:rFonts w:cs="B Nazanin"/>
+          <w:b/>
+          <w:bCs/>
+          <w:color w:val="000000" w:themeColor="text1"/>
+          <w:sz w:val="28"/>
+          <w:szCs w:val="28"/>
+          <w:rtl/>
+        </w:rPr>
+        <w:t>است و این وضعیت در عملیات  ویرایش قابل مدیریت است</w:t>
+      </w:r>
+      <w:r>
+        <w:rPr>
+          <w:rFonts w:cs="B Nazanin"/>
+          <w:b/>
+          <w:bCs/>
+          <w:color w:val="000000" w:themeColor="text1"/>
+          <w:sz w:val="28"/>
+          <w:szCs w:val="28"/>
+        </w:rPr>
+        <w:t>.</w:t>
+      </w:r>
+    </w:p>
+    <w:p>
+      <w:pPr>
+        <w:numPr>
+          <w:ilvl w:val="0"/>
+          <w:numId w:val="26"/>
+        </w:numPr>
+        <w:shd w:val="clear" w:color="auto" w:fill="FFFFFF" w:themeFill="background1"/>
+        <w:bidi/>
+        <w:spacing w:after="0" w:line="240" w:lineRule="auto"/>
+        <w:rPr>
+          <w:rFonts w:cs="B Nazanin"/>
+          <w:b/>
+          <w:bCs/>
+          <w:color w:val="000000" w:themeColor="text1"/>
+          <w:sz w:val="28"/>
+          <w:szCs w:val="28"/>
+        </w:rPr>
+      </w:pPr>
+      <w:r>
+        <w:rPr>
+          <w:rFonts w:cs="B Nazanin"/>
+          <w:b/>
+          <w:bCs/>
+          <w:color w:val="000000" w:themeColor="text1"/>
+          <w:sz w:val="28"/>
+          <w:szCs w:val="28"/>
+          <w:rtl/>
+        </w:rPr>
+        <w:t>عدم وجود محصول</w:t>
+      </w:r>
+    </w:p>
+    <w:p>
+      <w:pPr>
+        <w:numPr>
+          <w:ilvl w:val="1"/>
+          <w:numId w:val="26"/>
+        </w:numPr>
+        <w:shd w:val="clear" w:color="auto" w:fill="FFFFFF" w:themeFill="background1"/>
+        <w:bidi/>
+        <w:spacing w:after="0" w:line="240" w:lineRule="auto"/>
+        <w:rPr>
+          <w:rFonts w:cs="B Nazanin"/>
+          <w:b/>
+          <w:bCs/>
+          <w:color w:val="000000" w:themeColor="text1"/>
+          <w:sz w:val="28"/>
+          <w:szCs w:val="28"/>
+        </w:rPr>
+      </w:pPr>
+      <w:r>
+        <w:rPr>
+          <w:rFonts w:cs="B Nazanin"/>
+          <w:b/>
+          <w:bCs/>
+          <w:color w:val="000000" w:themeColor="text1"/>
+          <w:sz w:val="28"/>
+          <w:szCs w:val="28"/>
+          <w:rtl/>
+        </w:rPr>
+        <w:t xml:space="preserve">در صورتی که محصولی با شناسه درخواستی وجود نداشته باشد، سرویس با پرتاب </w:t>
+      </w:r>
+      <w:proofErr w:type="spellStart"/>
+      <w:r>
+        <w:rPr>
+          <w:rFonts w:cs="B Nazanin"/>
+          <w:b/>
+          <w:bCs/>
+          <w:color w:val="000000" w:themeColor="text1"/>
+          <w:sz w:val="28"/>
+          <w:szCs w:val="28"/>
+        </w:rPr>
+        <w:t>NotFoundException</w:t>
+      </w:r>
+      <w:proofErr w:type="spellEnd"/>
+      <w:r>
+        <w:rPr>
+          <w:rFonts w:cs="B Nazanin"/>
+          <w:b/>
+          <w:bCs/>
+          <w:color w:val="000000" w:themeColor="text1"/>
+          <w:sz w:val="28"/>
+          <w:szCs w:val="28"/>
+        </w:rPr>
+        <w:t xml:space="preserve"> </w:t>
+      </w:r>
+      <w:r>
+        <w:rPr>
+          <w:rFonts w:cs="B Nazanin"/>
+          <w:b/>
+          <w:bCs/>
+          <w:color w:val="000000" w:themeColor="text1"/>
+          <w:sz w:val="28"/>
+          <w:szCs w:val="28"/>
+          <w:rtl/>
+        </w:rPr>
+        <w:t>به این وضعیت پاسخ می‌دهد</w:t>
+      </w:r>
+      <w:r>
+        <w:rPr>
+          <w:rFonts w:cs="B Nazanin"/>
+          <w:b/>
+          <w:bCs/>
+          <w:color w:val="000000" w:themeColor="text1"/>
+          <w:sz w:val="28"/>
+          <w:szCs w:val="28"/>
+        </w:rPr>
+        <w:t>.</w:t>
+      </w:r>
+    </w:p>
+    <w:p>
+      <w:pPr>
+        <w:numPr>
+          <w:ilvl w:val="0"/>
+          <w:numId w:val="26"/>
+        </w:numPr>
+        <w:shd w:val="clear" w:color="auto" w:fill="FFFFFF" w:themeFill="background1"/>
+        <w:bidi/>
+        <w:spacing w:after="0" w:line="240" w:lineRule="auto"/>
+        <w:rPr>
+          <w:rFonts w:cs="B Nazanin"/>
+          <w:b/>
+          <w:bCs/>
+          <w:color w:val="000000" w:themeColor="text1"/>
+          <w:sz w:val="28"/>
+          <w:szCs w:val="28"/>
+        </w:rPr>
+      </w:pPr>
+      <w:r>
+        <w:rPr>
+          <w:rFonts w:cs="B Nazanin"/>
+          <w:b/>
+          <w:bCs/>
+          <w:color w:val="000000" w:themeColor="text1"/>
+          <w:sz w:val="28"/>
+          <w:szCs w:val="28"/>
+          <w:rtl/>
+        </w:rPr>
+        <w:t>واحد اندازه‌گیری</w:t>
+      </w:r>
+    </w:p>
+    <w:p>
+      <w:pPr>
+        <w:numPr>
+          <w:ilvl w:val="1"/>
+          <w:numId w:val="26"/>
+        </w:numPr>
+        <w:shd w:val="clear" w:color="auto" w:fill="FFFFFF" w:themeFill="background1"/>
+        <w:bidi/>
+        <w:spacing w:after="0" w:line="240" w:lineRule="auto"/>
+        <w:rPr>
+          <w:rFonts w:cs="B Nazanin"/>
+          <w:b/>
+          <w:bCs/>
+          <w:color w:val="000000" w:themeColor="text1"/>
+          <w:sz w:val="28"/>
+          <w:szCs w:val="28"/>
+        </w:rPr>
+      </w:pPr>
+      <w:r>
+        <w:rPr>
+          <w:rFonts w:cs="B Nazanin"/>
+          <w:b/>
+          <w:bCs/>
+          <w:color w:val="000000" w:themeColor="text1"/>
+          <w:sz w:val="28"/>
+          <w:szCs w:val="28"/>
+          <w:rtl/>
+        </w:rPr>
+        <w:t>واحد اندازه‌گیری محصولات از مقادیر تعریف‌شده در</w:t>
+      </w:r>
+      <w:r>
+        <w:rPr>
+          <w:rFonts w:cs="B Nazanin"/>
+          <w:b/>
+          <w:bCs/>
+          <w:color w:val="000000" w:themeColor="text1"/>
+          <w:sz w:val="28"/>
+          <w:szCs w:val="28"/>
+        </w:rPr>
+        <w:t xml:space="preserve"> Enum </w:t>
+      </w:r>
+      <w:proofErr w:type="spellStart"/>
+      <w:r>
+        <w:rPr>
+          <w:rFonts w:cs="B Nazanin"/>
+          <w:b/>
+          <w:bCs/>
+          <w:color w:val="000000" w:themeColor="text1"/>
+          <w:sz w:val="28"/>
+          <w:szCs w:val="28"/>
+        </w:rPr>
+        <w:t>UnitOfMeasure</w:t>
+      </w:r>
+      <w:proofErr w:type="spellEnd"/>
+      <w:r>
+        <w:rPr>
+          <w:rFonts w:cs="B Nazanin"/>
+          <w:b/>
+          <w:bCs/>
+          <w:color w:val="000000" w:themeColor="text1"/>
+          <w:sz w:val="28"/>
+          <w:szCs w:val="28"/>
+        </w:rPr>
+        <w:t xml:space="preserve"> </w:t>
+      </w:r>
+      <w:r>
+        <w:rPr>
+          <w:rFonts w:cs="B Nazanin"/>
+          <w:b/>
+          <w:bCs/>
+          <w:color w:val="000000" w:themeColor="text1"/>
+          <w:sz w:val="28"/>
+          <w:szCs w:val="28"/>
+          <w:rtl/>
+        </w:rPr>
+        <w:t>انتخاب می‌شود و مقدار نامعتبر قابل قبول نیست</w:t>
+      </w:r>
+      <w:r>
+        <w:rPr>
+          <w:rFonts w:cs="B Nazanin"/>
+          <w:b/>
+          <w:bCs/>
+          <w:color w:val="000000" w:themeColor="text1"/>
+          <w:sz w:val="28"/>
+          <w:szCs w:val="28"/>
+        </w:rPr>
+        <w:t>.</w:t>
+      </w:r>
+    </w:p>
+    <w:p>
+      <w:pPr>
+        <w:numPr>
+          <w:ilvl w:val="0"/>
+          <w:numId w:val="26"/>
+        </w:numPr>
+        <w:shd w:val="clear" w:color="auto" w:fill="FFFFFF" w:themeFill="background1"/>
+        <w:bidi/>
+        <w:spacing w:after="0" w:line="240" w:lineRule="auto"/>
+        <w:rPr>
+          <w:rFonts w:cs="B Nazanin"/>
+          <w:b/>
+          <w:bCs/>
+          <w:color w:val="000000" w:themeColor="text1"/>
+          <w:sz w:val="28"/>
+          <w:szCs w:val="28"/>
+        </w:rPr>
+      </w:pPr>
+      <w:r>
+        <w:rPr>
+          <w:rFonts w:cs="B Nazanin"/>
+          <w:b/>
+          <w:bCs/>
+          <w:color w:val="000000" w:themeColor="text1"/>
+          <w:sz w:val="28"/>
+          <w:szCs w:val="28"/>
+          <w:rtl/>
+        </w:rPr>
+        <w:t>تست‌ها</w:t>
+      </w:r>
+    </w:p>
+    <w:p>
+      <w:pPr>
+        <w:numPr>
+          <w:ilvl w:val="1"/>
+          <w:numId w:val="26"/>
+        </w:numPr>
+        <w:shd w:val="clear" w:color="auto" w:fill="FFFFFF" w:themeFill="background1"/>
+        <w:bidi/>
+        <w:spacing w:after="0" w:line="240" w:lineRule="auto"/>
+        <w:rPr>
+          <w:rFonts w:cs="B Nazanin"/>
+          <w:b/>
+          <w:bCs/>
+          <w:color w:val="000000" w:themeColor="text1"/>
+          <w:sz w:val="28"/>
+          <w:szCs w:val="28"/>
+        </w:rPr>
+      </w:pPr>
+      <w:r>
+        <w:rPr>
+          <w:rFonts w:cs="B Nazanin"/>
+          <w:b/>
+          <w:bCs/>
+          <w:color w:val="000000" w:themeColor="text1"/>
+          <w:sz w:val="28"/>
+          <w:szCs w:val="28"/>
+          <w:rtl/>
+        </w:rPr>
+        <w:t>برای تست عملیات</w:t>
+      </w:r>
+      <w:r>
+        <w:rPr>
+          <w:rFonts w:cs="B Nazanin"/>
+          <w:b/>
+          <w:bCs/>
+          <w:color w:val="000000" w:themeColor="text1"/>
+          <w:sz w:val="28"/>
+          <w:szCs w:val="28"/>
+        </w:rPr>
+        <w:t xml:space="preserve"> Create</w:t>
+      </w:r>
+      <w:r>
+        <w:rPr>
+          <w:rFonts w:cs="B Nazanin"/>
+          <w:b/>
+          <w:bCs/>
+          <w:color w:val="000000" w:themeColor="text1"/>
+          <w:sz w:val="28"/>
+          <w:szCs w:val="28"/>
+          <w:rtl/>
+        </w:rPr>
+        <w:t xml:space="preserve">، </w:t>
+      </w:r>
+      <w:r>
+        <w:rPr>
+          <w:rFonts w:cs="B Nazanin"/>
+          <w:b/>
+          <w:bCs/>
+          <w:color w:val="000000" w:themeColor="text1"/>
+          <w:sz w:val="28"/>
+          <w:szCs w:val="28"/>
+        </w:rPr>
+        <w:t xml:space="preserve">Update </w:t>
+      </w:r>
+      <w:r>
+        <w:rPr>
+          <w:rFonts w:cs="B Nazanin"/>
+          <w:b/>
+          <w:bCs/>
+          <w:color w:val="000000" w:themeColor="text1"/>
+          <w:sz w:val="28"/>
+          <w:szCs w:val="28"/>
+          <w:rtl/>
+        </w:rPr>
+        <w:t>و</w:t>
+      </w:r>
+      <w:r>
+        <w:rPr>
+          <w:rFonts w:cs="B Nazanin"/>
+          <w:b/>
+          <w:bCs/>
+          <w:color w:val="000000" w:themeColor="text1"/>
+          <w:sz w:val="28"/>
+          <w:szCs w:val="28"/>
+        </w:rPr>
+        <w:t xml:space="preserve"> Delete </w:t>
+      </w:r>
+      <w:r>
+        <w:rPr>
+          <w:rFonts w:cs="B Nazanin"/>
+          <w:b/>
+          <w:bCs/>
+          <w:color w:val="000000" w:themeColor="text1"/>
+          <w:sz w:val="28"/>
+          <w:szCs w:val="28"/>
+          <w:rtl/>
+        </w:rPr>
+        <w:t>از</w:t>
+      </w:r>
+      <w:r>
+        <w:rPr>
+          <w:rFonts w:cs="B Nazanin"/>
+          <w:b/>
+          <w:bCs/>
+          <w:color w:val="000000" w:themeColor="text1"/>
+          <w:sz w:val="28"/>
+          <w:szCs w:val="28"/>
+        </w:rPr>
+        <w:t xml:space="preserve"> Mock Repository </w:t>
+      </w:r>
+      <w:r>
+        <w:rPr>
+          <w:rFonts w:cs="B Nazanin"/>
+          <w:b/>
+          <w:bCs/>
+          <w:color w:val="000000" w:themeColor="text1"/>
+          <w:sz w:val="28"/>
+          <w:szCs w:val="28"/>
+          <w:rtl/>
+        </w:rPr>
+        <w:t>استفاده شده است تا منطق سرویس به‌صورت مستقل بررسی شود</w:t>
+      </w:r>
+      <w:r>
+        <w:rPr>
+          <w:rFonts w:cs="B Nazanin"/>
+          <w:b/>
+          <w:bCs/>
+          <w:color w:val="000000" w:themeColor="text1"/>
+          <w:sz w:val="28"/>
+          <w:szCs w:val="28"/>
+        </w:rPr>
+        <w:t>.</w:t>
+      </w:r>
+    </w:p>
+    <w:p>
+      <w:pPr>
+        <w:numPr>
+          <w:ilvl w:val="1"/>
+          <w:numId w:val="26"/>
+        </w:numPr>
+        <w:shd w:val="clear" w:color="auto" w:fill="FFFFFF" w:themeFill="background1"/>
+        <w:bidi/>
+        <w:spacing w:after="0" w:line="240" w:lineRule="auto"/>
+        <w:rPr>
+          <w:rFonts w:cs="B Nazanin"/>
+          <w:b/>
+          <w:bCs/>
+          <w:color w:val="000000" w:themeColor="text1"/>
+          <w:sz w:val="28"/>
+          <w:szCs w:val="28"/>
+        </w:rPr>
+      </w:pPr>
+      <w:r>
+        <w:rPr>
+          <w:rFonts w:cs="B Nazanin"/>
+          <w:b/>
+          <w:bCs/>
+          <w:color w:val="000000" w:themeColor="text1"/>
+          <w:sz w:val="28"/>
+          <w:szCs w:val="28"/>
+          <w:rtl/>
+        </w:rPr>
+        <w:t>برای تست عملیات خواندن</w:t>
+      </w:r>
+      <w:r>
+        <w:rPr>
+          <w:rFonts w:cs="B Nazanin"/>
+          <w:b/>
+          <w:bCs/>
+          <w:color w:val="000000" w:themeColor="text1"/>
+          <w:sz w:val="28"/>
+          <w:szCs w:val="28"/>
+        </w:rPr>
+        <w:t xml:space="preserve"> (Read)</w:t>
+      </w:r>
+      <w:r>
+        <w:rPr>
+          <w:rFonts w:cs="B Nazanin"/>
+          <w:b/>
+          <w:bCs/>
+          <w:color w:val="000000" w:themeColor="text1"/>
+          <w:sz w:val="28"/>
+          <w:szCs w:val="28"/>
+          <w:rtl/>
+        </w:rPr>
+        <w:t>، از</w:t>
+      </w:r>
+      <w:r>
+        <w:rPr>
+          <w:rFonts w:cs="B Nazanin"/>
+          <w:b/>
+          <w:bCs/>
+          <w:color w:val="000000" w:themeColor="text1"/>
+          <w:sz w:val="28"/>
+          <w:szCs w:val="28"/>
+        </w:rPr>
+        <w:t xml:space="preserve"> Repository </w:t>
+      </w:r>
+      <w:r>
+        <w:rPr>
+          <w:rFonts w:cs="B Nazanin"/>
+          <w:b/>
+          <w:bCs/>
+          <w:color w:val="000000" w:themeColor="text1"/>
+          <w:sz w:val="28"/>
+          <w:szCs w:val="28"/>
+          <w:rtl/>
+        </w:rPr>
+        <w:t>واقعی به همراه دیتابیس</w:t>
+      </w:r>
+      <w:r>
+        <w:rPr>
+          <w:rFonts w:cs="B Nazanin"/>
+          <w:b/>
+          <w:bCs/>
+          <w:color w:val="000000" w:themeColor="text1"/>
+          <w:sz w:val="28"/>
+          <w:szCs w:val="28"/>
+        </w:rPr>
+        <w:t xml:space="preserve"> </w:t>
+      </w:r>
+      <w:proofErr w:type="spellStart"/>
+      <w:r>
+        <w:rPr>
+          <w:rFonts w:cs="B Nazanin"/>
+          <w:b/>
+          <w:bCs/>
+          <w:color w:val="000000" w:themeColor="text1"/>
+          <w:sz w:val="28"/>
+          <w:szCs w:val="28"/>
+        </w:rPr>
+        <w:t>InMemory</w:t>
+      </w:r>
+      <w:proofErr w:type="spellEnd"/>
+      <w:r>
+        <w:rPr>
+          <w:rFonts w:cs="B Nazanin"/>
+          <w:b/>
+          <w:bCs/>
+          <w:color w:val="000000" w:themeColor="text1"/>
+          <w:sz w:val="28"/>
+          <w:szCs w:val="28"/>
+        </w:rPr>
+        <w:t xml:space="preserve"> </w:t>
+      </w:r>
+      <w:r>
+        <w:rPr>
+          <w:rFonts w:cs="B Nazanin"/>
+          <w:b/>
+          <w:bCs/>
+          <w:color w:val="000000" w:themeColor="text1"/>
+          <w:sz w:val="28"/>
+          <w:szCs w:val="28"/>
+          <w:rtl/>
+        </w:rPr>
+        <w:t>استفاده شده است تا رفتار</w:t>
+      </w:r>
+      <w:r>
+        <w:rPr>
+          <w:rFonts w:cs="B Nazanin"/>
+          <w:b/>
+          <w:bCs/>
+          <w:color w:val="000000" w:themeColor="text1"/>
+          <w:sz w:val="28"/>
+          <w:szCs w:val="28"/>
+        </w:rPr>
+        <w:t xml:space="preserve"> Query</w:t>
+      </w:r>
+      <w:r>
+        <w:rPr>
+          <w:rFonts w:cs="B Nazanin"/>
+          <w:b/>
+          <w:bCs/>
+          <w:color w:val="000000" w:themeColor="text1"/>
+          <w:sz w:val="28"/>
+          <w:szCs w:val="28"/>
+          <w:rtl/>
+        </w:rPr>
+        <w:t xml:space="preserve">، </w:t>
+      </w:r>
+      <w:r>
+        <w:rPr>
+          <w:rFonts w:cs="B Nazanin"/>
+          <w:b/>
+          <w:bCs/>
+          <w:color w:val="000000" w:themeColor="text1"/>
+          <w:sz w:val="28"/>
+          <w:szCs w:val="28"/>
+        </w:rPr>
+        <w:t xml:space="preserve">Projection </w:t>
+      </w:r>
+      <w:r>
+        <w:rPr>
+          <w:rFonts w:cs="B Nazanin"/>
+          <w:b/>
+          <w:bCs/>
+          <w:color w:val="000000" w:themeColor="text1"/>
+          <w:sz w:val="28"/>
+          <w:szCs w:val="28"/>
+          <w:rtl/>
+        </w:rPr>
+        <w:t>و</w:t>
+      </w:r>
+      <w:r>
+        <w:rPr>
+          <w:rFonts w:cs="B Nazanin"/>
+          <w:b/>
+          <w:bCs/>
+          <w:color w:val="000000" w:themeColor="text1"/>
+          <w:sz w:val="28"/>
+          <w:szCs w:val="28"/>
+        </w:rPr>
+        <w:t xml:space="preserve"> Paging </w:t>
+      </w:r>
+      <w:r>
+        <w:rPr>
+          <w:rFonts w:cs="B Nazanin"/>
+          <w:b/>
+          <w:bCs/>
+          <w:color w:val="000000" w:themeColor="text1"/>
+          <w:sz w:val="28"/>
+          <w:szCs w:val="28"/>
+          <w:rtl/>
+        </w:rPr>
+        <w:t>نیز بررسی شود</w:t>
+      </w:r>
+      <w:r>
+        <w:rPr>
+          <w:rFonts w:cs="B Nazanin"/>
+          <w:b/>
+          <w:bCs/>
+          <w:color w:val="000000" w:themeColor="text1"/>
+          <w:sz w:val="28"/>
+          <w:szCs w:val="28"/>
+        </w:rPr>
+        <w:t>.</w:t>
+      </w:r>
+    </w:p>
+    <w:p>
+      <w:pPr>
+        <w:shd w:val="clear" w:color="auto" w:fill="FFFFFF" w:themeFill="background1"/>
+        <w:bidi/>
+        <w:spacing w:after="0" w:line="240" w:lineRule="auto"/>
+        <w:ind w:left="1440"/>
+        <w:rPr>
+          <w:rFonts w:cs="B Nazanin"/>
+          <w:b/>
+          <w:bCs/>
+          <w:color w:val="000000" w:themeColor="text1"/>
+          <w:sz w:val="28"/>
+          <w:szCs w:val="28"/>
+        </w:rPr>
+      </w:pPr>
+    </w:p>
+    <w:p>
+      <w:pPr>
+        <w:shd w:val="clear" w:color="auto" w:fill="FFFFFF" w:themeFill="background1"/>
+        <w:bidi/>
+        <w:spacing w:after="0" w:line="240" w:lineRule="auto"/>
+        <w:rPr>
+          <w:rFonts w:cs="B Nazanin"/>
+          <w:b/>
+          <w:bCs/>
+          <w:color w:val="000000" w:themeColor="text1"/>
+          <w:sz w:val="28"/>
+          <w:szCs w:val="28"/>
+          <w:rtl/>
+        </w:rPr>
+      </w:pPr>
+    </w:p>
+    <w:p>
+      <w:pPr>
+        <w:shd w:val="clear" w:color="auto" w:fill="FFFFFF" w:themeFill="background1"/>
+        <w:bidi/>
+        <w:spacing w:after="0" w:line="240" w:lineRule="auto"/>
+        <w:rPr>
+          <w:rFonts w:cs="B Nazanin"/>
+          <w:b/>
+          <w:bCs/>
+          <w:color w:val="000000" w:themeColor="text1"/>
+          <w:sz w:val="28"/>
+          <w:szCs w:val="28"/>
+        </w:rPr>
+      </w:pPr>
+      <w:r>
+        <w:rPr>
+          <w:rFonts w:cs="B Nazanin"/>
+          <w:b/>
+          <w:bCs/>
+          <w:color w:val="000000" w:themeColor="text1"/>
+          <w:sz w:val="28"/>
+          <w:szCs w:val="28"/>
+          <w:rtl/>
+        </w:rPr>
+        <w:lastRenderedPageBreak/>
         <w:t>جمع‌بندی</w:t>
       </w:r>
     </w:p>
@@ -15671,6 +16892,123 @@
     </w:lvl>
   </w:abstractNum>
   <w:abstractNum w:abstractNumId="10" w15:restartNumberingAfterBreak="0">
+    <w:nsid w:val="3FB122E8"/>
+    <w:multiLevelType w:val="multilevel"/>
+    <w:tmpl w:val="BAF6FBDA"/>
+    <w:lvl w:ilvl="0">
+      <w:start w:val="1"/>
+      <w:numFmt w:val="decimal"/>
+      <w:lvlText w:val="%1."/>
+      <w:lvlJc w:val="left"/>
+      <w:pPr>
+        <w:tabs>
+          <w:tab w:val="num" w:pos="720"/>
+        </w:tabs>
+        <w:ind w:left="720" w:hanging="360"/>
+      </w:pPr>
+    </w:lvl>
+    <w:lvl w:ilvl="1">
+      <w:start w:val="1"/>
+      <w:numFmt w:val="bullet"/>
+      <w:lvlText w:val="o"/>
+      <w:lvlJc w:val="left"/>
+      <w:pPr>
+        <w:tabs>
+          <w:tab w:val="num" w:pos="1440"/>
+        </w:tabs>
+        <w:ind w:left="1440" w:hanging="360"/>
+      </w:pPr>
+      <w:rPr>
+        <w:rFonts w:ascii="Courier New" w:hAnsi="Courier New" w:hint="default"/>
+        <w:sz w:val="20"/>
+      </w:rPr>
+    </w:lvl>
+    <w:lvl w:ilvl="2" w:tentative="1">
+      <w:start w:val="1"/>
+      <w:numFmt w:val="decimal"/>
+      <w:lvlText w:val="%3."/>
+      <w:lvlJc w:val="left"/>
+      <w:pPr>
+        <w:tabs>
+          <w:tab w:val="num" w:pos="2160"/>
+        </w:tabs>
+        <w:ind w:left="2160" w:hanging="360"/>
+      </w:pPr>
+    </w:lvl>
+    <w:lvl w:ilvl="3" w:tentative="1">
+      <w:start w:val="1"/>
+      <w:numFmt w:val="decimal"/>
+      <w:lvlText w:val="%4."/>
+      <w:lvlJc w:val="left"/>
+      <w:pPr>
+        <w:tabs>
+          <w:tab w:val="num" w:pos="2880"/>
+        </w:tabs>
+        <w:ind w:left="2880" w:hanging="360"/>
+      </w:pPr>
+    </w:lvl>
+    <w:lvl w:ilvl="4" w:tentative="1">
+      <w:start w:val="1"/>
+      <w:numFmt w:val="decimal"/>
+      <w:lvlText w:val="%5."/>
+      <w:lvlJc w:val="left"/>
+      <w:pPr>
+        <w:tabs>
+          <w:tab w:val="num" w:pos="3600"/>
+        </w:tabs>
+        <w:ind w:left="3600" w:hanging="360"/>
+      </w:pPr>
+    </w:lvl>
+    <w:lvl w:ilvl="5" w:tentative="1">
+      <w:start w:val="1"/>
+      <w:numFmt w:val="decimal"/>
+      <w:lvlText w:val="%6."/>
+      <w:lvlJc w:val="left"/>
+      <w:pPr>
+        <w:tabs>
+          <w:tab w:val="num" w:pos="4320"/>
+        </w:tabs>
+        <w:ind w:left="4320" w:hanging="360"/>
+      </w:pPr>
+    </w:lvl>
+    <w:lvl w:ilvl="6" w:tentative="1">
+      <w:start w:val="1"/>
+      <w:numFmt w:val="decimal"/>
+      <w:lvlText w:val="%7."/>
+      <w:lvlJc w:val="left"/>
+      <w:pPr>
+        <w:tabs>
+          <w:tab w:val="num" w:pos="5040"/>
+        </w:tabs>
+        <w:ind w:left="5040" w:hanging="360"/>
+      </w:pPr>
+    </w:lvl>
+    <w:lvl w:ilvl="7" w:tentative="1">
+      <w:start w:val="1"/>
+      <w:numFmt w:val="decimal"/>
+      <w:lvlText w:val="%8."/>
+      <w:lvlJc w:val="left"/>
+      <w:pPr>
+        <w:tabs>
+          <w:tab w:val="num" w:pos="5760"/>
+        </w:tabs>
+        <w:ind w:left="5760" w:hanging="360"/>
+      </w:pPr>
+    </w:lvl>
+    <w:lvl w:ilvl="8" w:tentative="1">
+      <w:start w:val="1"/>
+      <w:numFmt w:val="decimal"/>
+      <w:lvlText w:val="%9."/>
+      <w:lvlJc w:val="left"/>
+      <w:pPr>
+        <w:tabs>
+          <w:tab w:val="num" w:pos="6480"/>
+        </w:tabs>
+        <w:ind w:left="6480" w:hanging="360"/>
+      </w:pPr>
+    </w:lvl>
+  </w:abstractNum>
+  <w:abstractNum w:abstractNumId="11" w15:restartNumberingAfterBreak="0">
     <w:nsid w:val="44D84C42"/>
     <w:multiLevelType w:val="multilevel"/>
     <w:tmpl w:val="687A7FAE"/>
@@ -15819,7 +17157,7 @@
       </w:rPr>
     </w:lvl>
   </w:abstractNum>
-  <w:abstractNum w:abstractNumId="11" w15:restartNumberingAfterBreak="0">
+  <w:abstractNum w:abstractNumId="12" w15:restartNumberingAfterBreak="0">
     <w:nsid w:val="46B41E78"/>
     <w:multiLevelType w:val="multilevel"/>
     <w:tmpl w:val="48680C2C"/>
@@ -15968,7 +17306,7 @@
       </w:rPr>
     </w:lvl>
   </w:abstractNum>
-  <w:abstractNum w:abstractNumId="12" w15:restartNumberingAfterBreak="0">
+  <w:abstractNum w:abstractNumId="13" w15:restartNumberingAfterBreak="0">
     <w:nsid w:val="4A711A9C"/>
     <w:multiLevelType w:val="multilevel"/>
     <w:tmpl w:val="2F18F75C"/>
@@ -16117,7 +17455,7 @@
       </w:rPr>
     </w:lvl>
   </w:abstractNum>
-  <w:abstractNum w:abstractNumId="13" w15:restartNumberingAfterBreak="0">
+  <w:abstractNum w:abstractNumId="14" w15:restartNumberingAfterBreak="0">
     <w:nsid w:val="4A85207F"/>
     <w:multiLevelType w:val="multilevel"/>
     <w:tmpl w:val="B9F0A0DA"/>
@@ -16266,7 +17604,7 @@
       </w:rPr>
     </w:lvl>
   </w:abstractNum>
-  <w:abstractNum w:abstractNumId="14" w15:restartNumberingAfterBreak="0">
+  <w:abstractNum w:abstractNumId="15" w15:restartNumberingAfterBreak="0">
     <w:nsid w:val="4E3A41C9"/>
     <w:multiLevelType w:val="multilevel"/>
     <w:tmpl w:val="EC306A6C"/>
@@ -16415,7 +17753,7 @@
       </w:rPr>
     </w:lvl>
   </w:abstractNum>
-  <w:abstractNum w:abstractNumId="15" w15:restartNumberingAfterBreak="0">
+  <w:abstractNum w:abstractNumId="16" w15:restartNumberingAfterBreak="0">
     <w:nsid w:val="54CE23D3"/>
     <w:multiLevelType w:val="multilevel"/>
     <w:tmpl w:val="4014CB06"/>
@@ -16564,7 +17902,7 @@
       </w:rPr>
     </w:lvl>
   </w:abstractNum>
-  <w:abstractNum w:abstractNumId="16" w15:restartNumberingAfterBreak="0">
+  <w:abstractNum w:abstractNumId="17" w15:restartNumberingAfterBreak="0">
     <w:nsid w:val="5EAF18D0"/>
     <w:multiLevelType w:val="multilevel"/>
     <w:tmpl w:val="49049AD4"/>
@@ -16713,7 +18051,7 @@
       </w:rPr>
     </w:lvl>
   </w:abstractNum>
-  <w:abstractNum w:abstractNumId="17" w15:restartNumberingAfterBreak="0">
+  <w:abstractNum w:abstractNumId="18" w15:restartNumberingAfterBreak="0">
     <w:nsid w:val="5FDE03F1"/>
     <w:multiLevelType w:val="multilevel"/>
     <w:tmpl w:val="E050ED88"/>
@@ -16862,7 +18200,7 @@
       </w:rPr>
     </w:lvl>
   </w:abstractNum>
-  <w:abstractNum w:abstractNumId="18" w15:restartNumberingAfterBreak="0">
+  <w:abstractNum w:abstractNumId="19" w15:restartNumberingAfterBreak="0">
     <w:nsid w:val="61845F39"/>
     <w:multiLevelType w:val="multilevel"/>
     <w:tmpl w:val="C2C0C6F6"/>
@@ -17011,7 +18349,7 @@
       </w:rPr>
     </w:lvl>
   </w:abstractNum>
-  <w:abstractNum w:abstractNumId="19" w15:restartNumberingAfterBreak="0">
+  <w:abstractNum w:abstractNumId="20" w15:restartNumberingAfterBreak="0">
     <w:nsid w:val="668C68E2"/>
     <w:multiLevelType w:val="multilevel"/>
     <w:tmpl w:val="D56AEA4A"/>
@@ -17160,7 +18498,7 @@
       </w:rPr>
     </w:lvl>
   </w:abstractNum>
-  <w:abstractNum w:abstractNumId="20" w15:restartNumberingAfterBreak="0">
+  <w:abstractNum w:abstractNumId="21" w15:restartNumberingAfterBreak="0">
     <w:nsid w:val="698D032B"/>
     <w:multiLevelType w:val="multilevel"/>
     <w:tmpl w:val="59105106"/>
@@ -17309,7 +18647,7 @@
       </w:rPr>
     </w:lvl>
   </w:abstractNum>
-  <w:abstractNum w:abstractNumId="21" w15:restartNumberingAfterBreak="0">
+  <w:abstractNum w:abstractNumId="22" w15:restartNumberingAfterBreak="0">
     <w:nsid w:val="6E6721BE"/>
     <w:multiLevelType w:val="multilevel"/>
     <w:tmpl w:val="49A4974C"/>
@@ -17458,7 +18796,7 @@
       </w:rPr>
     </w:lvl>
   </w:abstractNum>
-  <w:abstractNum w:abstractNumId="22" w15:restartNumberingAfterBreak="0">
+  <w:abstractNum w:abstractNumId="23" w15:restartNumberingAfterBreak="0">
     <w:nsid w:val="74F353D3"/>
     <w:multiLevelType w:val="multilevel"/>
     <w:tmpl w:val="20EC62BC"/>
@@ -17607,7 +18945,7 @@
       </w:rPr>
     </w:lvl>
   </w:abstractNum>
-  <w:abstractNum w:abstractNumId="23" w15:restartNumberingAfterBreak="0">
+  <w:abstractNum w:abstractNumId="24" w15:restartNumberingAfterBreak="0">
     <w:nsid w:val="79477C3E"/>
     <w:multiLevelType w:val="multilevel"/>
     <w:tmpl w:val="76122D24"/>
@@ -17756,7 +19094,7 @@
       </w:rPr>
     </w:lvl>
   </w:abstractNum>
-  <w:abstractNum w:abstractNumId="24" w15:restartNumberingAfterBreak="0">
+  <w:abstractNum w:abstractNumId="25" w15:restartNumberingAfterBreak="0">
     <w:nsid w:val="7C0C3746"/>
     <w:multiLevelType w:val="multilevel"/>
     <w:tmpl w:val="7992489A"/>
@@ -17909,7 +19247,7 @@
     <w:abstractNumId w:val="8"/>
   </w:num>
   <w:num w:numId="2" w16cid:durableId="380979786">
-    <w:abstractNumId w:val="14"/>
+    <w:abstractNumId w:val="15"/>
   </w:num>
   <w:num w:numId="3" w16cid:durableId="1991325554">
     <w:abstractNumId w:val="5"/>
@@ -17918,25 +19256,25 @@
     <w:abstractNumId w:val="1"/>
   </w:num>
   <w:num w:numId="5" w16cid:durableId="1508597428">
-    <w:abstractNumId w:val="21"/>
+    <w:abstractNumId w:val="22"/>
   </w:num>
   <w:num w:numId="6" w16cid:durableId="1489638674">
-    <w:abstractNumId w:val="24"/>
+    <w:abstractNumId w:val="25"/>
   </w:num>
   <w:num w:numId="7" w16cid:durableId="872771496">
-    <w:abstractNumId w:val="18"/>
+    <w:abstractNumId w:val="19"/>
   </w:num>
   <w:num w:numId="8" w16cid:durableId="766731159">
     <w:abstractNumId w:val="0"/>
   </w:num>
   <w:num w:numId="9" w16cid:durableId="464010411">
-    <w:abstractNumId w:val="15"/>
+    <w:abstractNumId w:val="16"/>
   </w:num>
   <w:num w:numId="10" w16cid:durableId="376702429">
-    <w:abstractNumId w:val="23"/>
+    <w:abstractNumId w:val="24"/>
   </w:num>
   <w:num w:numId="11" w16cid:durableId="557133608">
-    <w:abstractNumId w:val="12"/>
+    <w:abstractNumId w:val="13"/>
   </w:num>
   <w:num w:numId="12" w16cid:durableId="1402748551">
     <w:abstractNumId w:val="9"/>
@@ -17948,37 +19286,40 @@
     <w:abstractNumId w:val="3"/>
   </w:num>
   <w:num w:numId="15" w16cid:durableId="1750032816">
-    <w:abstractNumId w:val="19"/>
+    <w:abstractNumId w:val="20"/>
   </w:num>
   <w:num w:numId="16" w16cid:durableId="1598319531">
     <w:abstractNumId w:val="2"/>
   </w:num>
   <w:num w:numId="17" w16cid:durableId="1020278582">
-    <w:abstractNumId w:val="11"/>
+    <w:abstractNumId w:val="12"/>
   </w:num>
   <w:num w:numId="18" w16cid:durableId="1806965205">
-    <w:abstractNumId w:val="20"/>
+    <w:abstractNumId w:val="21"/>
   </w:num>
   <w:num w:numId="19" w16cid:durableId="663044379">
-    <w:abstractNumId w:val="16"/>
+    <w:abstractNumId w:val="17"/>
   </w:num>
   <w:num w:numId="20" w16cid:durableId="903027288">
-    <w:abstractNumId w:val="13"/>
+    <w:abstractNumId w:val="14"/>
   </w:num>
   <w:num w:numId="21" w16cid:durableId="1210996816">
     <w:abstractNumId w:val="4"/>
   </w:num>
   <w:num w:numId="22" w16cid:durableId="799375236">
-    <w:abstractNumId w:val="22"/>
+    <w:abstractNumId w:val="23"/>
   </w:num>
   <w:num w:numId="23" w16cid:durableId="2130584195">
-    <w:abstractNumId w:val="17"/>
+    <w:abstractNumId w:val="18"/>
   </w:num>
   <w:num w:numId="24" w16cid:durableId="1552763995">
-    <w:abstractNumId w:val="10"/>
+    <w:abstractNumId w:val="11"/>
   </w:num>
   <w:num w:numId="25" w16cid:durableId="1417825648">
     <w:abstractNumId w:val="6"/>
+  </w:num>
+  <w:num w:numId="26" w16cid:durableId="979069182">
+    <w:abstractNumId w:val="10"/>
   </w:num>
 </w:numbering>
 </file>

--- a/Document.docx
+++ b/Document.docx
@@ -14236,7 +14236,7 @@
           <w:szCs w:val="28"/>
           <w:rtl/>
         </w:rPr>
-        <w:t>وضعیت فعال بودن محصول</w:t>
+        <w:t>عدم وجود محصول</w:t>
       </w:r>
     </w:p>
     <w:p>
@@ -14267,18 +14267,7 @@
           <w:szCs w:val="28"/>
           <w:rtl/>
         </w:rPr>
-        <w:t>هر محصول دارای وضعیت فعال/غیرفعال</w:t>
-      </w:r>
-      <w:r>
-        <w:rPr>
-          <w:rFonts w:cs="B Nazanin"/>
-          <w:b/>
-          <w:bCs/>
-          <w:color w:val="000000" w:themeColor="text1"/>
-          <w:sz w:val="28"/>
-          <w:szCs w:val="28"/>
-        </w:rPr>
-        <w:t xml:space="preserve"> (</w:t>
+        <w:t xml:space="preserve">در صورتی که محصولی با شناسه درخواستی وجود نداشته باشد، سرویس با پرتاب </w:t>
       </w:r>
       <w:proofErr w:type="spellStart"/>
       <w:r>
@@ -14290,7 +14279,7 @@
           <w:sz w:val="28"/>
           <w:szCs w:val="28"/>
         </w:rPr>
-        <w:t>IsActive</w:t>
+        <w:t>NotFoundException</w:t>
       </w:r>
       <w:proofErr w:type="spellEnd"/>
       <w:r>
@@ -14302,19 +14291,19 @@
           <w:sz w:val="28"/>
           <w:szCs w:val="28"/>
         </w:rPr>
-        <w:t xml:space="preserve">) </w:t>
-      </w:r>
-      <w:r>
-        <w:rPr>
-          <w:rFonts w:cs="B Nazanin"/>
-          <w:b/>
-          <w:bCs/>
-          <w:color w:val="000000" w:themeColor="text1"/>
-          <w:sz w:val="28"/>
-          <w:szCs w:val="28"/>
-          <w:rtl/>
-        </w:rPr>
-        <w:t>است و این وضعیت در عملیات  ویرایش قابل مدیریت است</w:t>
+        <w:t xml:space="preserve"> </w:t>
+      </w:r>
+      <w:r>
+        <w:rPr>
+          <w:rFonts w:cs="B Nazanin"/>
+          <w:b/>
+          <w:bCs/>
+          <w:color w:val="000000" w:themeColor="text1"/>
+          <w:sz w:val="28"/>
+          <w:szCs w:val="28"/>
+          <w:rtl/>
+        </w:rPr>
+        <w:t>به این وضعیت پاسخ می‌دهد</w:t>
       </w:r>
       <w:r>
         <w:rPr>
@@ -14356,7 +14345,7 @@
           <w:szCs w:val="28"/>
           <w:rtl/>
         </w:rPr>
-        <w:t>عدم وجود محصول</w:t>
+        <w:t>واحد اندازه‌گیری</w:t>
       </w:r>
     </w:p>
     <w:p>
@@ -14387,7 +14376,18 @@
           <w:szCs w:val="28"/>
           <w:rtl/>
         </w:rPr>
-        <w:t xml:space="preserve">در صورتی که محصولی با شناسه درخواستی وجود نداشته باشد، سرویس با پرتاب </w:t>
+        <w:t>واحد اندازه‌گیری محصولات از مقادیر تعریف‌شده در</w:t>
+      </w:r>
+      <w:r>
+        <w:rPr>
+          <w:rFonts w:cs="B Nazanin"/>
+          <w:b/>
+          <w:bCs/>
+          <w:color w:val="000000" w:themeColor="text1"/>
+          <w:sz w:val="28"/>
+          <w:szCs w:val="28"/>
+        </w:rPr>
+        <w:t xml:space="preserve"> Enum </w:t>
       </w:r>
       <w:proofErr w:type="spellStart"/>
       <w:r>
@@ -14399,7 +14399,7 @@
           <w:sz w:val="28"/>
           <w:szCs w:val="28"/>
         </w:rPr>
-        <w:t>NotFoundException</w:t>
+        <w:t>UnitOfMeasure</w:t>
       </w:r>
       <w:proofErr w:type="spellEnd"/>
       <w:r>
@@ -14423,7 +14423,7 @@
           <w:szCs w:val="28"/>
           <w:rtl/>
         </w:rPr>
-        <w:t>به این وضعیت پاسخ می‌دهد</w:t>
+        <w:t>انتخاب می‌شود و مقدار نامعتبر قابل قبول نیست</w:t>
       </w:r>
       <w:r>
         <w:rPr>
@@ -14465,7 +14465,7 @@
           <w:szCs w:val="28"/>
           <w:rtl/>
         </w:rPr>
-        <w:t>واحد اندازه‌گیری</w:t>
+        <w:t>تست‌ها</w:t>
       </w:r>
     </w:p>
     <w:p>
@@ -14496,54 +14496,99 @@
           <w:szCs w:val="28"/>
           <w:rtl/>
         </w:rPr>
-        <w:t>واحد اندازه‌گیری محصولات از مقادیر تعریف‌شده در</w:t>
-      </w:r>
-      <w:r>
-        <w:rPr>
-          <w:rFonts w:cs="B Nazanin"/>
-          <w:b/>
-          <w:bCs/>
-          <w:color w:val="000000" w:themeColor="text1"/>
-          <w:sz w:val="28"/>
-          <w:szCs w:val="28"/>
-        </w:rPr>
-        <w:t xml:space="preserve"> Enum </w:t>
-      </w:r>
-      <w:proofErr w:type="spellStart"/>
-      <w:r>
-        <w:rPr>
-          <w:rFonts w:cs="B Nazanin"/>
-          <w:b/>
-          <w:bCs/>
-          <w:color w:val="000000" w:themeColor="text1"/>
-          <w:sz w:val="28"/>
-          <w:szCs w:val="28"/>
-        </w:rPr>
-        <w:t>UnitOfMeasure</w:t>
-      </w:r>
-      <w:proofErr w:type="spellEnd"/>
-      <w:r>
-        <w:rPr>
-          <w:rFonts w:cs="B Nazanin"/>
-          <w:b/>
-          <w:bCs/>
-          <w:color w:val="000000" w:themeColor="text1"/>
-          <w:sz w:val="28"/>
-          <w:szCs w:val="28"/>
-        </w:rPr>
-        <w:t xml:space="preserve"> </w:t>
-      </w:r>
-      <w:r>
-        <w:rPr>
-          <w:rFonts w:cs="B Nazanin"/>
-          <w:b/>
-          <w:bCs/>
-          <w:color w:val="000000" w:themeColor="text1"/>
-          <w:sz w:val="28"/>
-          <w:szCs w:val="28"/>
-          <w:rtl/>
-        </w:rPr>
-        <w:t>انتخاب می‌شود و مقدار نامعتبر قابل قبول نیست</w:t>
+        <w:t>برای تست عملیات</w:t>
+      </w:r>
+      <w:r>
+        <w:rPr>
+          <w:rFonts w:cs="B Nazanin"/>
+          <w:b/>
+          <w:bCs/>
+          <w:color w:val="000000" w:themeColor="text1"/>
+          <w:sz w:val="28"/>
+          <w:szCs w:val="28"/>
+        </w:rPr>
+        <w:t xml:space="preserve"> Create</w:t>
+      </w:r>
+      <w:r>
+        <w:rPr>
+          <w:rFonts w:cs="B Nazanin"/>
+          <w:b/>
+          <w:bCs/>
+          <w:color w:val="000000" w:themeColor="text1"/>
+          <w:sz w:val="28"/>
+          <w:szCs w:val="28"/>
+          <w:rtl/>
+        </w:rPr>
+        <w:t xml:space="preserve">، </w:t>
+      </w:r>
+      <w:r>
+        <w:rPr>
+          <w:rFonts w:cs="B Nazanin"/>
+          <w:b/>
+          <w:bCs/>
+          <w:color w:val="000000" w:themeColor="text1"/>
+          <w:sz w:val="28"/>
+          <w:szCs w:val="28"/>
+        </w:rPr>
+        <w:t xml:space="preserve">Update </w:t>
+      </w:r>
+      <w:r>
+        <w:rPr>
+          <w:rFonts w:cs="B Nazanin"/>
+          <w:b/>
+          <w:bCs/>
+          <w:color w:val="000000" w:themeColor="text1"/>
+          <w:sz w:val="28"/>
+          <w:szCs w:val="28"/>
+          <w:rtl/>
+        </w:rPr>
+        <w:t>و</w:t>
+      </w:r>
+      <w:r>
+        <w:rPr>
+          <w:rFonts w:cs="B Nazanin"/>
+          <w:b/>
+          <w:bCs/>
+          <w:color w:val="000000" w:themeColor="text1"/>
+          <w:sz w:val="28"/>
+          <w:szCs w:val="28"/>
+        </w:rPr>
+        <w:t xml:space="preserve"> Delete </w:t>
+      </w:r>
+      <w:r>
+        <w:rPr>
+          <w:rFonts w:cs="B Nazanin"/>
+          <w:b/>
+          <w:bCs/>
+          <w:color w:val="000000" w:themeColor="text1"/>
+          <w:sz w:val="28"/>
+          <w:szCs w:val="28"/>
+          <w:rtl/>
+        </w:rPr>
+        <w:t>از</w:t>
+      </w:r>
+      <w:r>
+        <w:rPr>
+          <w:rFonts w:cs="B Nazanin"/>
+          <w:b/>
+          <w:bCs/>
+          <w:color w:val="000000" w:themeColor="text1"/>
+          <w:sz w:val="28"/>
+          <w:szCs w:val="28"/>
+        </w:rPr>
+        <w:t xml:space="preserve"> Mock Repository </w:t>
+      </w:r>
+      <w:r>
+        <w:rPr>
+          <w:rFonts w:cs="B Nazanin"/>
+          <w:b/>
+          <w:bCs/>
+          <w:color w:val="000000" w:themeColor="text1"/>
+          <w:sz w:val="28"/>
+          <w:szCs w:val="28"/>
+          <w:rtl/>
+        </w:rPr>
+        <w:t>استفاده شده است تا منطق سرویس به‌صورت مستقل بررسی شود</w:t>
       </w:r>
       <w:r>
         <w:rPr>
@@ -14555,37 +14600,6 @@
           <w:szCs w:val="28"/>
         </w:rPr>
         <w:t>.</w:t>
-      </w:r>
-    </w:p>
-    <w:p>
-      <w:pPr>
-        <w:numPr>
-          <w:ilvl w:val="0"/>
-          <w:numId w:val="26"/>
-        </w:numPr>
-        <w:shd w:val="clear" w:color="auto" w:fill="FFFFFF" w:themeFill="background1"/>
-        <w:bidi/>
-        <w:spacing w:after="0" w:line="240" w:lineRule="auto"/>
-        <w:rPr>
-          <w:rFonts w:cs="B Nazanin"/>
-          <w:b/>
-          <w:bCs/>
-          <w:color w:val="000000" w:themeColor="text1"/>
-          <w:sz w:val="28"/>
-          <w:szCs w:val="28"/>
-        </w:rPr>
-      </w:pPr>
-      <w:r>
-        <w:rPr>
-          <w:rFonts w:cs="B Nazanin"/>
-          <w:b/>
-          <w:bCs/>
-          <w:color w:val="000000" w:themeColor="text1"/>
-          <w:sz w:val="28"/>
-          <w:szCs w:val="28"/>
-          <w:rtl/>
-        </w:rPr>
-        <w:t>تست‌ها</w:t>
       </w:r>
     </w:p>
     <w:p>
@@ -14616,18 +14630,111 @@
           <w:szCs w:val="28"/>
           <w:rtl/>
         </w:rPr>
-        <w:t>برای تست عملیات</w:t>
-      </w:r>
-      <w:r>
-        <w:rPr>
-          <w:rFonts w:cs="B Nazanin"/>
-          <w:b/>
-          <w:bCs/>
-          <w:color w:val="000000" w:themeColor="text1"/>
-          <w:sz w:val="28"/>
-          <w:szCs w:val="28"/>
-        </w:rPr>
-        <w:t xml:space="preserve"> Create</w:t>
+        <w:t>برای تست عملیات خواندن</w:t>
+      </w:r>
+      <w:r>
+        <w:rPr>
+          <w:rFonts w:cs="B Nazanin"/>
+          <w:b/>
+          <w:bCs/>
+          <w:color w:val="000000" w:themeColor="text1"/>
+          <w:sz w:val="28"/>
+          <w:szCs w:val="28"/>
+        </w:rPr>
+        <w:t xml:space="preserve"> (Read)</w:t>
+      </w:r>
+      <w:r>
+        <w:rPr>
+          <w:rFonts w:cs="B Nazanin"/>
+          <w:b/>
+          <w:bCs/>
+          <w:color w:val="000000" w:themeColor="text1"/>
+          <w:sz w:val="28"/>
+          <w:szCs w:val="28"/>
+          <w:rtl/>
+        </w:rPr>
+        <w:t>، از</w:t>
+      </w:r>
+      <w:r>
+        <w:rPr>
+          <w:rFonts w:cs="B Nazanin"/>
+          <w:b/>
+          <w:bCs/>
+          <w:color w:val="000000" w:themeColor="text1"/>
+          <w:sz w:val="28"/>
+          <w:szCs w:val="28"/>
+        </w:rPr>
+        <w:t xml:space="preserve"> Repository </w:t>
+      </w:r>
+      <w:r>
+        <w:rPr>
+          <w:rFonts w:cs="B Nazanin"/>
+          <w:b/>
+          <w:bCs/>
+          <w:color w:val="000000" w:themeColor="text1"/>
+          <w:sz w:val="28"/>
+          <w:szCs w:val="28"/>
+          <w:rtl/>
+        </w:rPr>
+        <w:t>واقعی به همراه دیتابیس</w:t>
+      </w:r>
+      <w:r>
+        <w:rPr>
+          <w:rFonts w:cs="B Nazanin"/>
+          <w:b/>
+          <w:bCs/>
+          <w:color w:val="000000" w:themeColor="text1"/>
+          <w:sz w:val="28"/>
+          <w:szCs w:val="28"/>
+        </w:rPr>
+        <w:t xml:space="preserve"> </w:t>
+      </w:r>
+      <w:proofErr w:type="spellStart"/>
+      <w:r>
+        <w:rPr>
+          <w:rFonts w:cs="B Nazanin"/>
+          <w:b/>
+          <w:bCs/>
+          <w:color w:val="000000" w:themeColor="text1"/>
+          <w:sz w:val="28"/>
+          <w:szCs w:val="28"/>
+        </w:rPr>
+        <w:t>InMemory</w:t>
+      </w:r>
+      <w:proofErr w:type="spellEnd"/>
+      <w:r>
+        <w:rPr>
+          <w:rFonts w:cs="B Nazanin"/>
+          <w:b/>
+          <w:bCs/>
+          <w:color w:val="000000" w:themeColor="text1"/>
+          <w:sz w:val="28"/>
+          <w:szCs w:val="28"/>
+        </w:rPr>
+        <w:t xml:space="preserve"> </w:t>
+      </w:r>
+      <w:r>
+        <w:rPr>
+          <w:rFonts w:cs="B Nazanin"/>
+          <w:b/>
+          <w:bCs/>
+          <w:color w:val="000000" w:themeColor="text1"/>
+          <w:sz w:val="28"/>
+          <w:szCs w:val="28"/>
+          <w:rtl/>
+        </w:rPr>
+        <w:t>استفاده شده است تا رفتار</w:t>
+      </w:r>
+      <w:r>
+        <w:rPr>
+          <w:rFonts w:cs="B Nazanin"/>
+          <w:b/>
+          <w:bCs/>
+          <w:color w:val="000000" w:themeColor="text1"/>
+          <w:sz w:val="28"/>
+          <w:szCs w:val="28"/>
+        </w:rPr>
+        <w:t xml:space="preserve"> Query</w:t>
       </w:r>
       <w:r>
         <w:rPr>
@@ -14650,7 +14757,7 @@
           <w:sz w:val="28"/>
           <w:szCs w:val="28"/>
         </w:rPr>
-        <w:t xml:space="preserve">Update </w:t>
+        <w:t xml:space="preserve">Projection </w:t>
       </w:r>
       <w:r>
         <w:rPr>
@@ -14673,42 +14780,19 @@
           <w:sz w:val="28"/>
           <w:szCs w:val="28"/>
         </w:rPr>
-        <w:t xml:space="preserve"> Delete </w:t>
-      </w:r>
-      <w:r>
-        <w:rPr>
-          <w:rFonts w:cs="B Nazanin"/>
-          <w:b/>
-          <w:bCs/>
-          <w:color w:val="000000" w:themeColor="text1"/>
-          <w:sz w:val="28"/>
-          <w:szCs w:val="28"/>
-          <w:rtl/>
-        </w:rPr>
-        <w:t>از</w:t>
-      </w:r>
-      <w:r>
-        <w:rPr>
-          <w:rFonts w:cs="B Nazanin"/>
-          <w:b/>
-          <w:bCs/>
-          <w:color w:val="000000" w:themeColor="text1"/>
-          <w:sz w:val="28"/>
-          <w:szCs w:val="28"/>
-        </w:rPr>
-        <w:t xml:space="preserve"> Mock Repository </w:t>
-      </w:r>
-      <w:r>
-        <w:rPr>
-          <w:rFonts w:cs="B Nazanin"/>
-          <w:b/>
-          <w:bCs/>
-          <w:color w:val="000000" w:themeColor="text1"/>
-          <w:sz w:val="28"/>
-          <w:szCs w:val="28"/>
-          <w:rtl/>
-        </w:rPr>
-        <w:t>استفاده شده است تا منطق سرویس به‌صورت مستقل بررسی شود</w:t>
+        <w:t xml:space="preserve"> Paging </w:t>
+      </w:r>
+      <w:r>
+        <w:rPr>
+          <w:rFonts w:cs="B Nazanin"/>
+          <w:b/>
+          <w:bCs/>
+          <w:color w:val="000000" w:themeColor="text1"/>
+          <w:sz w:val="28"/>
+          <w:szCs w:val="28"/>
+          <w:rtl/>
+        </w:rPr>
+        <w:t>نیز بررسی شود</w:t>
       </w:r>
       <w:r>
         <w:rPr>
@@ -14724,214 +14808,70 @@
     </w:p>
     <w:p>
       <w:pPr>
-        <w:numPr>
-          <w:ilvl w:val="1"/>
-          <w:numId w:val="26"/>
-        </w:numPr>
-        <w:shd w:val="clear" w:color="auto" w:fill="FFFFFF" w:themeFill="background1"/>
-        <w:bidi/>
-        <w:spacing w:after="0" w:line="240" w:lineRule="auto"/>
-        <w:rPr>
-          <w:rFonts w:cs="B Nazanin"/>
-          <w:b/>
-          <w:bCs/>
-          <w:color w:val="000000" w:themeColor="text1"/>
-          <w:sz w:val="28"/>
-          <w:szCs w:val="28"/>
-        </w:rPr>
-      </w:pPr>
-      <w:r>
-        <w:rPr>
-          <w:rFonts w:cs="B Nazanin"/>
-          <w:b/>
-          <w:bCs/>
-          <w:color w:val="000000" w:themeColor="text1"/>
-          <w:sz w:val="28"/>
-          <w:szCs w:val="28"/>
-          <w:rtl/>
-        </w:rPr>
-        <w:t>برای تست عملیات خواندن</w:t>
-      </w:r>
-      <w:r>
-        <w:rPr>
-          <w:rFonts w:cs="B Nazanin"/>
-          <w:b/>
-          <w:bCs/>
-          <w:color w:val="000000" w:themeColor="text1"/>
-          <w:sz w:val="28"/>
-          <w:szCs w:val="28"/>
-        </w:rPr>
-        <w:t xml:space="preserve"> (Read)</w:t>
-      </w:r>
-      <w:r>
-        <w:rPr>
-          <w:rFonts w:cs="B Nazanin"/>
-          <w:b/>
-          <w:bCs/>
-          <w:color w:val="000000" w:themeColor="text1"/>
-          <w:sz w:val="28"/>
-          <w:szCs w:val="28"/>
-          <w:rtl/>
-        </w:rPr>
-        <w:t>، از</w:t>
-      </w:r>
-      <w:r>
-        <w:rPr>
-          <w:rFonts w:cs="B Nazanin"/>
-          <w:b/>
-          <w:bCs/>
-          <w:color w:val="000000" w:themeColor="text1"/>
-          <w:sz w:val="28"/>
-          <w:szCs w:val="28"/>
-        </w:rPr>
-        <w:t xml:space="preserve"> Repository </w:t>
-      </w:r>
-      <w:r>
-        <w:rPr>
-          <w:rFonts w:cs="B Nazanin"/>
-          <w:b/>
-          <w:bCs/>
-          <w:color w:val="000000" w:themeColor="text1"/>
-          <w:sz w:val="28"/>
-          <w:szCs w:val="28"/>
-          <w:rtl/>
-        </w:rPr>
-        <w:t>واقعی به همراه دیتابیس</w:t>
-      </w:r>
-      <w:r>
-        <w:rPr>
-          <w:rFonts w:cs="B Nazanin"/>
-          <w:b/>
-          <w:bCs/>
-          <w:color w:val="000000" w:themeColor="text1"/>
-          <w:sz w:val="28"/>
-          <w:szCs w:val="28"/>
-        </w:rPr>
-        <w:t xml:space="preserve"> </w:t>
-      </w:r>
-      <w:proofErr w:type="spellStart"/>
-      <w:r>
-        <w:rPr>
-          <w:rFonts w:cs="B Nazanin"/>
-          <w:b/>
-          <w:bCs/>
-          <w:color w:val="000000" w:themeColor="text1"/>
-          <w:sz w:val="28"/>
-          <w:szCs w:val="28"/>
-        </w:rPr>
-        <w:t>InMemory</w:t>
-      </w:r>
-      <w:proofErr w:type="spellEnd"/>
-      <w:r>
-        <w:rPr>
-          <w:rFonts w:cs="B Nazanin"/>
-          <w:b/>
-          <w:bCs/>
-          <w:color w:val="000000" w:themeColor="text1"/>
-          <w:sz w:val="28"/>
-          <w:szCs w:val="28"/>
-        </w:rPr>
-        <w:t xml:space="preserve"> </w:t>
-      </w:r>
-      <w:r>
-        <w:rPr>
-          <w:rFonts w:cs="B Nazanin"/>
-          <w:b/>
-          <w:bCs/>
-          <w:color w:val="000000" w:themeColor="text1"/>
-          <w:sz w:val="28"/>
-          <w:szCs w:val="28"/>
-          <w:rtl/>
-        </w:rPr>
-        <w:t>استفاده شده است تا رفتار</w:t>
-      </w:r>
-      <w:r>
-        <w:rPr>
-          <w:rFonts w:cs="B Nazanin"/>
-          <w:b/>
-          <w:bCs/>
-          <w:color w:val="000000" w:themeColor="text1"/>
-          <w:sz w:val="28"/>
-          <w:szCs w:val="28"/>
-        </w:rPr>
-        <w:t xml:space="preserve"> Query</w:t>
-      </w:r>
-      <w:r>
-        <w:rPr>
-          <w:rFonts w:cs="B Nazanin"/>
-          <w:b/>
-          <w:bCs/>
-          <w:color w:val="000000" w:themeColor="text1"/>
-          <w:sz w:val="28"/>
-          <w:szCs w:val="28"/>
-          <w:rtl/>
-        </w:rPr>
-        <w:t xml:space="preserve">، </w:t>
-      </w:r>
-      <w:r>
-        <w:rPr>
-          <w:rFonts w:cs="B Nazanin"/>
-          <w:b/>
-          <w:bCs/>
-          <w:color w:val="000000" w:themeColor="text1"/>
-          <w:sz w:val="28"/>
-          <w:szCs w:val="28"/>
-        </w:rPr>
-        <w:t xml:space="preserve">Projection </w:t>
-      </w:r>
-      <w:r>
-        <w:rPr>
-          <w:rFonts w:cs="B Nazanin"/>
-          <w:b/>
-          <w:bCs/>
-          <w:color w:val="000000" w:themeColor="text1"/>
-          <w:sz w:val="28"/>
-          <w:szCs w:val="28"/>
-          <w:rtl/>
-        </w:rPr>
-        <w:t>و</w:t>
-      </w:r>
-      <w:r>
-        <w:rPr>
-          <w:rFonts w:cs="B Nazanin"/>
-          <w:b/>
-          <w:bCs/>
-          <w:color w:val="000000" w:themeColor="text1"/>
-          <w:sz w:val="28"/>
-          <w:szCs w:val="28"/>
-        </w:rPr>
-        <w:t xml:space="preserve"> Paging </w:t>
-      </w:r>
-      <w:r>
-        <w:rPr>
-          <w:rFonts w:cs="B Nazanin"/>
-          <w:b/>
-          <w:bCs/>
-          <w:color w:val="000000" w:themeColor="text1"/>
-          <w:sz w:val="28"/>
-          <w:szCs w:val="28"/>
-          <w:rtl/>
-        </w:rPr>
-        <w:t>نیز بررسی شود</w:t>
-      </w:r>
-      <w:r>
-        <w:rPr>
-          <w:rFonts w:cs="B Nazanin"/>
-          <w:b/>
-          <w:bCs/>
-          <w:color w:val="000000" w:themeColor="text1"/>
-          <w:sz w:val="28"/>
-          <w:szCs w:val="28"/>
-        </w:rPr>
-        <w:t>.</w:t>
-      </w:r>
-    </w:p>
-    <w:p>
-      <w:pPr>
         <w:shd w:val="clear" w:color="auto" w:fill="FFFFFF" w:themeFill="background1"/>
         <w:bidi/>
         <w:spacing w:after="0" w:line="240" w:lineRule="auto"/>
         <w:ind w:left="1440"/>
+        <w:rPr>
+          <w:rFonts w:cs="B Nazanin"/>
+          <w:b/>
+          <w:bCs/>
+          <w:color w:val="000000" w:themeColor="text1"/>
+          <w:sz w:val="28"/>
+          <w:szCs w:val="28"/>
+        </w:rPr>
+      </w:pPr>
+    </w:p>
+    <w:p>
+      <w:pPr>
+        <w:shd w:val="clear" w:color="auto" w:fill="FFFFFF" w:themeFill="background1"/>
+        <w:bidi/>
+        <w:spacing w:after="0" w:line="240" w:lineRule="auto"/>
+        <w:rPr>
+          <w:rFonts w:cs="B Nazanin"/>
+          <w:b/>
+          <w:bCs/>
+          <w:color w:val="000000" w:themeColor="text1"/>
+          <w:sz w:val="28"/>
+          <w:szCs w:val="28"/>
+        </w:rPr>
+      </w:pPr>
+    </w:p>
+    <w:p>
+      <w:pPr>
+        <w:shd w:val="clear" w:color="auto" w:fill="FFFFFF" w:themeFill="background1"/>
+        <w:bidi/>
+        <w:spacing w:after="0" w:line="240" w:lineRule="auto"/>
+        <w:rPr>
+          <w:rFonts w:cs="B Nazanin"/>
+          <w:b/>
+          <w:bCs/>
+          <w:color w:val="000000" w:themeColor="text1"/>
+          <w:sz w:val="28"/>
+          <w:szCs w:val="28"/>
+        </w:rPr>
+      </w:pPr>
+    </w:p>
+    <w:p>
+      <w:pPr>
+        <w:shd w:val="clear" w:color="auto" w:fill="FFFFFF" w:themeFill="background1"/>
+        <w:bidi/>
+        <w:spacing w:after="0" w:line="240" w:lineRule="auto"/>
+        <w:rPr>
+          <w:rFonts w:cs="B Nazanin"/>
+          <w:b/>
+          <w:bCs/>
+          <w:color w:val="000000" w:themeColor="text1"/>
+          <w:sz w:val="28"/>
+          <w:szCs w:val="28"/>
+        </w:rPr>
+      </w:pPr>
+    </w:p>
+    <w:p>
+      <w:pPr>
+        <w:shd w:val="clear" w:color="auto" w:fill="FFFFFF" w:themeFill="background1"/>
+        <w:bidi/>
+        <w:spacing w:after="0" w:line="240" w:lineRule="auto"/>
         <w:rPr>
           <w:rFonts w:cs="B Nazanin"/>
           <w:b/>
@@ -19928,6 +19868,7 @@
   <w:style w:type="character" w:default="1" w:styleId="DefaultParagraphFont">
     <w:name w:val="Default Paragraph Font"/>
     <w:uiPriority w:val="1"/>
+    <w:semiHidden/>
     <w:unhideWhenUsed/>
   </w:style>
   <w:style w:type="table" w:default="1" w:styleId="TableNormal">

--- a/Document.docx
+++ b/Document.docx
@@ -221,7 +221,6 @@
         </w:rPr>
         <w:t xml:space="preserve">، برای نگاشت اشیاء از </w:t>
       </w:r>
-      <w:proofErr w:type="spellStart"/>
       <w:r>
         <w:rPr>
           <w:rFonts w:cs="B Nazanin"/>
@@ -231,7 +230,6 @@
         </w:rPr>
         <w:t>AutoMapper</w:t>
       </w:r>
-      <w:proofErr w:type="spellEnd"/>
       <w:r>
         <w:rPr>
           <w:rFonts w:cs="B Nazanin"/>
@@ -242,25 +240,14 @@
         </w:rPr>
         <w:t xml:space="preserve">، برای جستجو و صفحه‌بندی از </w:t>
       </w:r>
-      <w:proofErr w:type="spellStart"/>
-      <w:r>
-        <w:rPr>
-          <w:rFonts w:cs="B Nazanin"/>
-          <w:color w:val="000000" w:themeColor="text1"/>
-          <w:sz w:val="28"/>
-          <w:szCs w:val="28"/>
-        </w:rPr>
-        <w:t>Gridify</w:t>
-      </w:r>
-      <w:proofErr w:type="spellEnd"/>
-      <w:r>
-        <w:rPr>
-          <w:rFonts w:cs="B Nazanin"/>
-          <w:color w:val="000000" w:themeColor="text1"/>
-          <w:sz w:val="28"/>
-          <w:szCs w:val="28"/>
-        </w:rPr>
-        <w:t xml:space="preserve"> </w:t>
+      <w:r>
+        <w:rPr>
+          <w:rFonts w:cs="B Nazanin"/>
+          <w:color w:val="000000" w:themeColor="text1"/>
+          <w:sz w:val="28"/>
+          <w:szCs w:val="28"/>
+        </w:rPr>
+        <w:t xml:space="preserve">Gridify </w:t>
       </w:r>
       <w:r>
         <w:rPr>
@@ -591,25 +578,14 @@
           <w:szCs w:val="28"/>
         </w:rPr>
       </w:pPr>
-      <w:proofErr w:type="spellStart"/>
-      <w:r>
-        <w:rPr>
-          <w:rFonts w:cs="B Nazanin"/>
-          <w:color w:val="000000" w:themeColor="text1"/>
-          <w:sz w:val="28"/>
-          <w:szCs w:val="28"/>
-        </w:rPr>
-        <w:t>StockBalance</w:t>
-      </w:r>
-      <w:proofErr w:type="spellEnd"/>
-      <w:r>
-        <w:rPr>
-          <w:rFonts w:cs="B Nazanin"/>
-          <w:color w:val="000000" w:themeColor="text1"/>
-          <w:sz w:val="28"/>
-          <w:szCs w:val="28"/>
-        </w:rPr>
-        <w:t xml:space="preserve"> </w:t>
+      <w:r>
+        <w:rPr>
+          <w:rFonts w:cs="B Nazanin"/>
+          <w:color w:val="000000" w:themeColor="text1"/>
+          <w:sz w:val="28"/>
+          <w:szCs w:val="28"/>
+        </w:rPr>
+        <w:t xml:space="preserve">StockBalance </w:t>
       </w:r>
     </w:p>
     <w:p>
@@ -628,25 +604,14 @@
           <w:szCs w:val="28"/>
         </w:rPr>
       </w:pPr>
-      <w:proofErr w:type="spellStart"/>
-      <w:r>
-        <w:rPr>
-          <w:rFonts w:cs="B Nazanin"/>
-          <w:color w:val="000000" w:themeColor="text1"/>
-          <w:sz w:val="28"/>
-          <w:szCs w:val="28"/>
-        </w:rPr>
-        <w:t>StockDocument</w:t>
-      </w:r>
-      <w:proofErr w:type="spellEnd"/>
-      <w:r>
-        <w:rPr>
-          <w:rFonts w:cs="B Nazanin"/>
-          <w:color w:val="000000" w:themeColor="text1"/>
-          <w:sz w:val="28"/>
-          <w:szCs w:val="28"/>
-        </w:rPr>
-        <w:t xml:space="preserve"> </w:t>
+      <w:r>
+        <w:rPr>
+          <w:rFonts w:cs="B Nazanin"/>
+          <w:color w:val="000000" w:themeColor="text1"/>
+          <w:sz w:val="28"/>
+          <w:szCs w:val="28"/>
+        </w:rPr>
+        <w:t xml:space="preserve">StockDocument </w:t>
       </w:r>
     </w:p>
     <w:p>
@@ -665,25 +630,14 @@
           <w:szCs w:val="28"/>
         </w:rPr>
       </w:pPr>
-      <w:proofErr w:type="spellStart"/>
-      <w:r>
-        <w:rPr>
-          <w:rFonts w:cs="B Nazanin"/>
-          <w:color w:val="000000" w:themeColor="text1"/>
-          <w:sz w:val="28"/>
-          <w:szCs w:val="28"/>
-        </w:rPr>
-        <w:t>StockDocumentItem</w:t>
-      </w:r>
-      <w:proofErr w:type="spellEnd"/>
-      <w:r>
-        <w:rPr>
-          <w:rFonts w:cs="B Nazanin"/>
-          <w:color w:val="000000" w:themeColor="text1"/>
-          <w:sz w:val="28"/>
-          <w:szCs w:val="28"/>
-        </w:rPr>
-        <w:t xml:space="preserve"> </w:t>
+      <w:r>
+        <w:rPr>
+          <w:rFonts w:cs="B Nazanin"/>
+          <w:color w:val="000000" w:themeColor="text1"/>
+          <w:sz w:val="28"/>
+          <w:szCs w:val="28"/>
+        </w:rPr>
+        <w:t xml:space="preserve">StockDocumentItem </w:t>
       </w:r>
     </w:p>
     <w:p>
@@ -728,7 +682,6 @@
           <w:szCs w:val="28"/>
         </w:rPr>
       </w:pPr>
-      <w:proofErr w:type="spellStart"/>
       <w:r>
         <w:rPr>
           <w:rFonts w:cs="B Nazanin"/>
@@ -738,7 +691,6 @@
         </w:rPr>
         <w:t>UserRefreshToken</w:t>
       </w:r>
-      <w:proofErr w:type="spellEnd"/>
     </w:p>
     <w:p>
       <w:pPr>
@@ -931,25 +883,14 @@
           <w:szCs w:val="28"/>
         </w:rPr>
       </w:pPr>
-      <w:proofErr w:type="spellStart"/>
-      <w:r>
-        <w:rPr>
-          <w:rFonts w:cs="B Nazanin"/>
-          <w:color w:val="000000" w:themeColor="text1"/>
-          <w:sz w:val="28"/>
-          <w:szCs w:val="28"/>
-        </w:rPr>
-        <w:t>ProductService</w:t>
-      </w:r>
-      <w:proofErr w:type="spellEnd"/>
-      <w:r>
-        <w:rPr>
-          <w:rFonts w:cs="B Nazanin"/>
-          <w:color w:val="000000" w:themeColor="text1"/>
-          <w:sz w:val="28"/>
-          <w:szCs w:val="28"/>
-        </w:rPr>
-        <w:t xml:space="preserve"> </w:t>
+      <w:r>
+        <w:rPr>
+          <w:rFonts w:cs="B Nazanin"/>
+          <w:color w:val="000000" w:themeColor="text1"/>
+          <w:sz w:val="28"/>
+          <w:szCs w:val="28"/>
+        </w:rPr>
+        <w:t xml:space="preserve">ProductService </w:t>
       </w:r>
     </w:p>
     <w:p>
@@ -968,25 +909,14 @@
           <w:szCs w:val="28"/>
         </w:rPr>
       </w:pPr>
-      <w:proofErr w:type="spellStart"/>
-      <w:r>
-        <w:rPr>
-          <w:rFonts w:cs="B Nazanin"/>
-          <w:color w:val="000000" w:themeColor="text1"/>
-          <w:sz w:val="28"/>
-          <w:szCs w:val="28"/>
-        </w:rPr>
-        <w:t>WarehouseService</w:t>
-      </w:r>
-      <w:proofErr w:type="spellEnd"/>
-      <w:r>
-        <w:rPr>
-          <w:rFonts w:cs="B Nazanin"/>
-          <w:color w:val="000000" w:themeColor="text1"/>
-          <w:sz w:val="28"/>
-          <w:szCs w:val="28"/>
-        </w:rPr>
-        <w:t xml:space="preserve"> </w:t>
+      <w:r>
+        <w:rPr>
+          <w:rFonts w:cs="B Nazanin"/>
+          <w:color w:val="000000" w:themeColor="text1"/>
+          <w:sz w:val="28"/>
+          <w:szCs w:val="28"/>
+        </w:rPr>
+        <w:t xml:space="preserve">WarehouseService </w:t>
       </w:r>
     </w:p>
     <w:p>
@@ -1005,25 +935,14 @@
           <w:szCs w:val="28"/>
         </w:rPr>
       </w:pPr>
-      <w:proofErr w:type="spellStart"/>
-      <w:r>
-        <w:rPr>
-          <w:rFonts w:cs="B Nazanin"/>
-          <w:color w:val="000000" w:themeColor="text1"/>
-          <w:sz w:val="28"/>
-          <w:szCs w:val="28"/>
-        </w:rPr>
-        <w:t>StockDocumentService</w:t>
-      </w:r>
-      <w:proofErr w:type="spellEnd"/>
-      <w:r>
-        <w:rPr>
-          <w:rFonts w:cs="B Nazanin"/>
-          <w:color w:val="000000" w:themeColor="text1"/>
-          <w:sz w:val="28"/>
-          <w:szCs w:val="28"/>
-        </w:rPr>
-        <w:t xml:space="preserve"> </w:t>
+      <w:r>
+        <w:rPr>
+          <w:rFonts w:cs="B Nazanin"/>
+          <w:color w:val="000000" w:themeColor="text1"/>
+          <w:sz w:val="28"/>
+          <w:szCs w:val="28"/>
+        </w:rPr>
+        <w:t xml:space="preserve">StockDocumentService </w:t>
       </w:r>
     </w:p>
     <w:p>
@@ -1042,25 +961,14 @@
           <w:szCs w:val="28"/>
         </w:rPr>
       </w:pPr>
-      <w:proofErr w:type="spellStart"/>
-      <w:r>
-        <w:rPr>
-          <w:rFonts w:cs="B Nazanin"/>
-          <w:color w:val="000000" w:themeColor="text1"/>
-          <w:sz w:val="28"/>
-          <w:szCs w:val="28"/>
-        </w:rPr>
-        <w:t>StockBalanceService</w:t>
-      </w:r>
-      <w:proofErr w:type="spellEnd"/>
-      <w:r>
-        <w:rPr>
-          <w:rFonts w:cs="B Nazanin"/>
-          <w:color w:val="000000" w:themeColor="text1"/>
-          <w:sz w:val="28"/>
-          <w:szCs w:val="28"/>
-        </w:rPr>
-        <w:t xml:space="preserve"> </w:t>
+      <w:r>
+        <w:rPr>
+          <w:rFonts w:cs="B Nazanin"/>
+          <w:color w:val="000000" w:themeColor="text1"/>
+          <w:sz w:val="28"/>
+          <w:szCs w:val="28"/>
+        </w:rPr>
+        <w:t xml:space="preserve">StockBalanceService </w:t>
       </w:r>
     </w:p>
     <w:p>
@@ -1079,25 +987,14 @@
           <w:szCs w:val="28"/>
         </w:rPr>
       </w:pPr>
-      <w:proofErr w:type="spellStart"/>
-      <w:r>
-        <w:rPr>
-          <w:rFonts w:cs="B Nazanin"/>
-          <w:color w:val="000000" w:themeColor="text1"/>
-          <w:sz w:val="28"/>
-          <w:szCs w:val="28"/>
-        </w:rPr>
-        <w:t>UserService</w:t>
-      </w:r>
-      <w:proofErr w:type="spellEnd"/>
-      <w:r>
-        <w:rPr>
-          <w:rFonts w:cs="B Nazanin"/>
-          <w:color w:val="000000" w:themeColor="text1"/>
-          <w:sz w:val="28"/>
-          <w:szCs w:val="28"/>
-        </w:rPr>
-        <w:t xml:space="preserve"> </w:t>
+      <w:r>
+        <w:rPr>
+          <w:rFonts w:cs="B Nazanin"/>
+          <w:color w:val="000000" w:themeColor="text1"/>
+          <w:sz w:val="28"/>
+          <w:szCs w:val="28"/>
+        </w:rPr>
+        <w:t xml:space="preserve">UserService </w:t>
       </w:r>
     </w:p>
     <w:p>
@@ -1116,17 +1013,95 @@
           <w:szCs w:val="28"/>
         </w:rPr>
       </w:pPr>
-      <w:proofErr w:type="spellStart"/>
-      <w:r>
-        <w:rPr>
-          <w:rFonts w:cs="B Nazanin"/>
-          <w:color w:val="000000" w:themeColor="text1"/>
-          <w:sz w:val="28"/>
-          <w:szCs w:val="28"/>
-        </w:rPr>
-        <w:t>UserRefreshTokenService</w:t>
-      </w:r>
-      <w:proofErr w:type="spellEnd"/>
+      <w:r>
+        <w:rPr>
+          <w:rFonts w:cs="B Nazanin"/>
+          <w:color w:val="000000" w:themeColor="text1"/>
+          <w:sz w:val="28"/>
+          <w:szCs w:val="28"/>
+        </w:rPr>
+        <w:t xml:space="preserve">UserRefreshTokenService </w:t>
+      </w:r>
+    </w:p>
+    <w:p>
+      <w:pPr>
+        <w:shd w:val="clear" w:color="auto" w:fill="FFFFFF" w:themeFill="background1"/>
+        <w:bidi/>
+        <w:spacing w:line="240" w:lineRule="auto"/>
+        <w:rPr>
+          <w:rFonts w:cs="B Nazanin"/>
+          <w:color w:val="000000" w:themeColor="text1"/>
+          <w:sz w:val="28"/>
+          <w:szCs w:val="28"/>
+        </w:rPr>
+      </w:pPr>
+      <w:r>
+        <w:rPr>
+          <w:rFonts w:cs="B Nazanin"/>
+          <w:color w:val="000000" w:themeColor="text1"/>
+          <w:sz w:val="28"/>
+          <w:szCs w:val="28"/>
+          <w:rtl/>
+        </w:rPr>
+        <w:t>همچنین</w:t>
+      </w:r>
+      <w:r>
+        <w:rPr>
+          <w:rFonts w:cs="B Nazanin"/>
+          <w:color w:val="000000" w:themeColor="text1"/>
+          <w:sz w:val="28"/>
+          <w:szCs w:val="28"/>
+        </w:rPr>
+        <w:t xml:space="preserve"> DTO</w:t>
+      </w:r>
+      <w:r>
+        <w:rPr>
+          <w:rFonts w:cs="B Nazanin"/>
+          <w:color w:val="000000" w:themeColor="text1"/>
+          <w:sz w:val="28"/>
+          <w:szCs w:val="28"/>
+          <w:rtl/>
+        </w:rPr>
+        <w:t xml:space="preserve">ها، </w:t>
+      </w:r>
+      <w:r>
+        <w:rPr>
+          <w:rFonts w:cs="B Nazanin"/>
+          <w:color w:val="000000" w:themeColor="text1"/>
+          <w:sz w:val="28"/>
+          <w:szCs w:val="28"/>
+        </w:rPr>
+        <w:t>Mapper</w:t>
+      </w:r>
+      <w:r>
+        <w:rPr>
+          <w:rFonts w:cs="B Nazanin"/>
+          <w:color w:val="000000" w:themeColor="text1"/>
+          <w:sz w:val="28"/>
+          <w:szCs w:val="28"/>
+          <w:rtl/>
+        </w:rPr>
+        <w:t xml:space="preserve">ها، </w:t>
+      </w:r>
+      <w:r>
+        <w:rPr>
+          <w:rFonts w:cs="B Nazanin"/>
+          <w:color w:val="000000" w:themeColor="text1"/>
+          <w:sz w:val="28"/>
+          <w:szCs w:val="28"/>
+        </w:rPr>
+        <w:t>Validation</w:t>
+      </w:r>
+      <w:r>
+        <w:rPr>
+          <w:rFonts w:cs="B Nazanin"/>
+          <w:color w:val="000000" w:themeColor="text1"/>
+          <w:sz w:val="28"/>
+          <w:szCs w:val="28"/>
+          <w:rtl/>
+        </w:rPr>
+        <w:t>ها و</w:t>
+      </w:r>
       <w:r>
         <w:rPr>
           <w:rFonts w:cs="B Nazanin"/>
@@ -1136,95 +1111,6 @@
         </w:rPr>
         <w:t xml:space="preserve"> </w:t>
       </w:r>
-    </w:p>
-    <w:p>
-      <w:pPr>
-        <w:shd w:val="clear" w:color="auto" w:fill="FFFFFF" w:themeFill="background1"/>
-        <w:bidi/>
-        <w:spacing w:line="240" w:lineRule="auto"/>
-        <w:rPr>
-          <w:rFonts w:cs="B Nazanin"/>
-          <w:color w:val="000000" w:themeColor="text1"/>
-          <w:sz w:val="28"/>
-          <w:szCs w:val="28"/>
-        </w:rPr>
-      </w:pPr>
-      <w:r>
-        <w:rPr>
-          <w:rFonts w:cs="B Nazanin"/>
-          <w:color w:val="000000" w:themeColor="text1"/>
-          <w:sz w:val="28"/>
-          <w:szCs w:val="28"/>
-          <w:rtl/>
-        </w:rPr>
-        <w:t>همچنین</w:t>
-      </w:r>
-      <w:r>
-        <w:rPr>
-          <w:rFonts w:cs="B Nazanin"/>
-          <w:color w:val="000000" w:themeColor="text1"/>
-          <w:sz w:val="28"/>
-          <w:szCs w:val="28"/>
-        </w:rPr>
-        <w:t xml:space="preserve"> DTO</w:t>
-      </w:r>
-      <w:r>
-        <w:rPr>
-          <w:rFonts w:cs="B Nazanin"/>
-          <w:color w:val="000000" w:themeColor="text1"/>
-          <w:sz w:val="28"/>
-          <w:szCs w:val="28"/>
-          <w:rtl/>
-        </w:rPr>
-        <w:t xml:space="preserve">ها، </w:t>
-      </w:r>
-      <w:r>
-        <w:rPr>
-          <w:rFonts w:cs="B Nazanin"/>
-          <w:color w:val="000000" w:themeColor="text1"/>
-          <w:sz w:val="28"/>
-          <w:szCs w:val="28"/>
-        </w:rPr>
-        <w:t>Mapper</w:t>
-      </w:r>
-      <w:r>
-        <w:rPr>
-          <w:rFonts w:cs="B Nazanin"/>
-          <w:color w:val="000000" w:themeColor="text1"/>
-          <w:sz w:val="28"/>
-          <w:szCs w:val="28"/>
-          <w:rtl/>
-        </w:rPr>
-        <w:t xml:space="preserve">ها، </w:t>
-      </w:r>
-      <w:r>
-        <w:rPr>
-          <w:rFonts w:cs="B Nazanin"/>
-          <w:color w:val="000000" w:themeColor="text1"/>
-          <w:sz w:val="28"/>
-          <w:szCs w:val="28"/>
-        </w:rPr>
-        <w:t>Validation</w:t>
-      </w:r>
-      <w:r>
-        <w:rPr>
-          <w:rFonts w:cs="B Nazanin"/>
-          <w:color w:val="000000" w:themeColor="text1"/>
-          <w:sz w:val="28"/>
-          <w:szCs w:val="28"/>
-          <w:rtl/>
-        </w:rPr>
-        <w:t>ها و</w:t>
-      </w:r>
-      <w:r>
-        <w:rPr>
-          <w:rFonts w:cs="B Nazanin"/>
-          <w:color w:val="000000" w:themeColor="text1"/>
-          <w:sz w:val="28"/>
-          <w:szCs w:val="28"/>
-        </w:rPr>
-        <w:t xml:space="preserve"> </w:t>
-      </w:r>
       <w:r>
         <w:rPr>
           <w:rFonts w:cs="B Nazanin" w:hint="cs"/>
@@ -1235,7 +1121,6 @@
         </w:rPr>
         <w:t xml:space="preserve">فیلتربر اساس </w:t>
       </w:r>
-      <w:proofErr w:type="spellStart"/>
       <w:r>
         <w:rPr>
           <w:rFonts w:cs="B Nazanin"/>
@@ -1245,7 +1130,6 @@
         </w:rPr>
         <w:t>Gridify</w:t>
       </w:r>
-      <w:proofErr w:type="spellEnd"/>
       <w:r>
         <w:rPr>
           <w:rFonts w:cs="B Nazanin" w:hint="cs"/>
@@ -1437,25 +1321,14 @@
           <w:szCs w:val="28"/>
         </w:rPr>
       </w:pPr>
-      <w:proofErr w:type="spellStart"/>
-      <w:r>
-        <w:rPr>
-          <w:rFonts w:cs="B Nazanin"/>
-          <w:color w:val="000000" w:themeColor="text1"/>
-          <w:sz w:val="28"/>
-          <w:szCs w:val="28"/>
-        </w:rPr>
-        <w:t>DbContext</w:t>
-      </w:r>
-      <w:proofErr w:type="spellEnd"/>
-      <w:r>
-        <w:rPr>
-          <w:rFonts w:cs="B Nazanin"/>
-          <w:color w:val="000000" w:themeColor="text1"/>
-          <w:sz w:val="28"/>
-          <w:szCs w:val="28"/>
-        </w:rPr>
-        <w:t xml:space="preserve"> </w:t>
+      <w:r>
+        <w:rPr>
+          <w:rFonts w:cs="B Nazanin"/>
+          <w:color w:val="000000" w:themeColor="text1"/>
+          <w:sz w:val="28"/>
+          <w:szCs w:val="28"/>
+        </w:rPr>
+        <w:t xml:space="preserve">DbContext </w:t>
       </w:r>
     </w:p>
     <w:p>
@@ -1715,7 +1588,6 @@
           <w:szCs w:val="28"/>
         </w:rPr>
       </w:pPr>
-      <w:proofErr w:type="spellStart"/>
       <w:r>
         <w:rPr>
           <w:rFonts w:cs="B Nazanin"/>
@@ -1750,7 +1622,6 @@
         </w:rPr>
         <w:t>pi</w:t>
       </w:r>
-      <w:proofErr w:type="spellEnd"/>
     </w:p>
     <w:p>
       <w:pPr>
@@ -2634,7 +2505,6 @@
         </w:rPr>
         <w:t>(</w:t>
       </w:r>
-      <w:proofErr w:type="spellStart"/>
       <w:r>
         <w:rPr>
           <w:rFonts w:cs="B Nazanin"/>
@@ -2646,7 +2516,6 @@
         </w:rPr>
         <w:t>StockBalance</w:t>
       </w:r>
-      <w:proofErr w:type="spellEnd"/>
       <w:r>
         <w:rPr>
           <w:rFonts w:cs="B Nazanin"/>
@@ -2771,31 +2640,7 @@
           <w:sz w:val="28"/>
           <w:szCs w:val="28"/>
         </w:rPr>
-        <w:t xml:space="preserve">  </w:t>
-      </w:r>
-      <w:proofErr w:type="spellStart"/>
-      <w:r>
-        <w:rPr>
-          <w:rFonts w:cs="B Nazanin"/>
-          <w:b/>
-          <w:bCs/>
-          <w:color w:val="A5A5A5" w:themeColor="accent3"/>
-          <w:sz w:val="28"/>
-          <w:szCs w:val="28"/>
-        </w:rPr>
-        <w:t>StockDocument</w:t>
-      </w:r>
-      <w:proofErr w:type="spellEnd"/>
-      <w:r>
-        <w:rPr>
-          <w:rFonts w:cs="B Nazanin"/>
-          <w:b/>
-          <w:bCs/>
-          <w:color w:val="A5A5A5" w:themeColor="accent3"/>
-          <w:sz w:val="28"/>
-          <w:szCs w:val="28"/>
-        </w:rPr>
-        <w:t xml:space="preserve">  </w:t>
+        <w:t xml:space="preserve">  StockDocument  </w:t>
       </w:r>
     </w:p>
     <w:p>
@@ -3059,7 +2904,6 @@
         </w:rPr>
         <w:t xml:space="preserve"> </w:t>
       </w:r>
-      <w:proofErr w:type="spellStart"/>
       <w:r>
         <w:rPr>
           <w:rFonts w:cs="B Nazanin"/>
@@ -3071,7 +2915,6 @@
         </w:rPr>
         <w:t>StockDocumentItem</w:t>
       </w:r>
-      <w:proofErr w:type="spellEnd"/>
     </w:p>
     <w:p>
       <w:pPr>
@@ -3482,43 +3325,41 @@
           <w:szCs w:val="28"/>
           <w:rtl/>
         </w:rPr>
+        <w:t xml:space="preserve">رفرش توکن کاربران </w:t>
+      </w:r>
+      <w:r>
+        <w:rPr>
+          <w:rFonts w:cs="B Nazanin"/>
+          <w:b/>
+          <w:bCs/>
+          <w:color w:val="44546A" w:themeColor="text2"/>
+          <w:sz w:val="28"/>
+          <w:szCs w:val="28"/>
+        </w:rPr>
+        <w:t>UserRefreshToken</w:t>
+      </w:r>
+    </w:p>
+    <w:p>
+      <w:pPr>
+        <w:shd w:val="clear" w:color="auto" w:fill="FFFFFF" w:themeFill="background1"/>
+        <w:bidi/>
+        <w:spacing w:after="0" w:line="240" w:lineRule="auto"/>
+        <w:rPr>
+          <w:rFonts w:cs="B Nazanin"/>
+          <w:color w:val="000000" w:themeColor="text1"/>
+          <w:sz w:val="28"/>
+          <w:szCs w:val="28"/>
+        </w:rPr>
+      </w:pPr>
+      <w:r>
+        <w:rPr>
+          <w:rFonts w:cs="B Nazanin"/>
+          <w:color w:val="000000" w:themeColor="text1"/>
+          <w:sz w:val="28"/>
+          <w:szCs w:val="28"/>
+          <w:rtl/>
+        </w:rPr>
         <w:lastRenderedPageBreak/>
-        <w:t xml:space="preserve">رفرش توکن کاربران </w:t>
-      </w:r>
-      <w:proofErr w:type="spellStart"/>
-      <w:r>
-        <w:rPr>
-          <w:rFonts w:cs="B Nazanin"/>
-          <w:b/>
-          <w:bCs/>
-          <w:color w:val="44546A" w:themeColor="text2"/>
-          <w:sz w:val="28"/>
-          <w:szCs w:val="28"/>
-        </w:rPr>
-        <w:t>UserRefreshToken</w:t>
-      </w:r>
-      <w:proofErr w:type="spellEnd"/>
-    </w:p>
-    <w:p>
-      <w:pPr>
-        <w:shd w:val="clear" w:color="auto" w:fill="FFFFFF" w:themeFill="background1"/>
-        <w:bidi/>
-        <w:spacing w:after="0" w:line="240" w:lineRule="auto"/>
-        <w:rPr>
-          <w:rFonts w:cs="B Nazanin"/>
-          <w:color w:val="000000" w:themeColor="text1"/>
-          <w:sz w:val="28"/>
-          <w:szCs w:val="28"/>
-        </w:rPr>
-      </w:pPr>
-      <w:r>
-        <w:rPr>
-          <w:rFonts w:cs="B Nazanin"/>
-          <w:color w:val="000000" w:themeColor="text1"/>
-          <w:sz w:val="28"/>
-          <w:szCs w:val="28"/>
-          <w:rtl/>
-        </w:rPr>
         <w:t>برای مدیریت</w:t>
       </w:r>
       <w:r>
@@ -4541,53 +4382,53 @@
           <w:rtl/>
           <w:lang w:bidi="fa-IR"/>
         </w:rPr>
+        <w:t>۶</w:t>
+      </w:r>
+      <w:r>
+        <w:rPr>
+          <w:rFonts w:cs="B Nazanin"/>
+          <w:b/>
+          <w:bCs/>
+          <w:color w:val="000000" w:themeColor="text1"/>
+          <w:sz w:val="28"/>
+          <w:szCs w:val="28"/>
+        </w:rPr>
+        <w:t xml:space="preserve">. </w:t>
+      </w:r>
+      <w:r>
+        <w:rPr>
+          <w:rFonts w:cs="B Nazanin"/>
+          <w:b/>
+          <w:bCs/>
+          <w:color w:val="000000" w:themeColor="text1"/>
+          <w:sz w:val="28"/>
+          <w:szCs w:val="28"/>
+          <w:rtl/>
+        </w:rPr>
+        <w:t>منطق ثبت اسناد</w:t>
+      </w:r>
+    </w:p>
+    <w:p>
+      <w:pPr>
+        <w:shd w:val="clear" w:color="auto" w:fill="FFFFFF" w:themeFill="background1"/>
+        <w:bidi/>
+        <w:spacing w:after="0" w:line="240" w:lineRule="auto"/>
+        <w:rPr>
+          <w:rFonts w:cs="B Nazanin"/>
+          <w:color w:val="000000" w:themeColor="text1"/>
+          <w:sz w:val="28"/>
+          <w:szCs w:val="28"/>
+        </w:rPr>
+      </w:pPr>
+      <w:r>
+        <w:rPr>
+          <w:rFonts w:cs="B Nazanin"/>
+          <w:color w:val="000000" w:themeColor="text1"/>
+          <w:sz w:val="28"/>
+          <w:szCs w:val="28"/>
+          <w:rtl/>
+        </w:rPr>
         <w:lastRenderedPageBreak/>
-        <w:t>۶</w:t>
-      </w:r>
-      <w:r>
-        <w:rPr>
-          <w:rFonts w:cs="B Nazanin"/>
-          <w:b/>
-          <w:bCs/>
-          <w:color w:val="000000" w:themeColor="text1"/>
-          <w:sz w:val="28"/>
-          <w:szCs w:val="28"/>
-        </w:rPr>
-        <w:t xml:space="preserve">. </w:t>
-      </w:r>
-      <w:r>
-        <w:rPr>
-          <w:rFonts w:cs="B Nazanin"/>
-          <w:b/>
-          <w:bCs/>
-          <w:color w:val="000000" w:themeColor="text1"/>
-          <w:sz w:val="28"/>
-          <w:szCs w:val="28"/>
-          <w:rtl/>
-        </w:rPr>
-        <w:t>منطق ثبت اسناد</w:t>
-      </w:r>
-    </w:p>
-    <w:p>
-      <w:pPr>
-        <w:shd w:val="clear" w:color="auto" w:fill="FFFFFF" w:themeFill="background1"/>
-        <w:bidi/>
-        <w:spacing w:after="0" w:line="240" w:lineRule="auto"/>
-        <w:rPr>
-          <w:rFonts w:cs="B Nazanin"/>
-          <w:color w:val="000000" w:themeColor="text1"/>
-          <w:sz w:val="28"/>
-          <w:szCs w:val="28"/>
-        </w:rPr>
-      </w:pPr>
-      <w:r>
-        <w:rPr>
-          <w:rFonts w:cs="B Nazanin"/>
-          <w:color w:val="000000" w:themeColor="text1"/>
-          <w:sz w:val="28"/>
-          <w:szCs w:val="28"/>
-          <w:rtl/>
-        </w:rPr>
         <w:t>هنگام ایجاد هر سند</w:t>
       </w:r>
       <w:r>
@@ -4828,7 +4669,6 @@
         </w:rPr>
         <w:t xml:space="preserve">با فراخوانی متد </w:t>
       </w:r>
-      <w:proofErr w:type="spellStart"/>
       <w:r>
         <w:rPr>
           <w:rFonts w:cs="B Nazanin"/>
@@ -4840,7 +4680,6 @@
         </w:rPr>
         <w:t>PostAsync</w:t>
       </w:r>
-      <w:proofErr w:type="spellEnd"/>
       <w:r>
         <w:rPr>
           <w:rFonts w:cs="B Nazanin"/>
@@ -5325,27 +5164,7 @@
           <w:sz w:val="28"/>
           <w:szCs w:val="28"/>
         </w:rPr>
-        <w:t xml:space="preserve"> </w:t>
-      </w:r>
-      <w:proofErr w:type="spellStart"/>
-      <w:r>
-        <w:rPr>
-          <w:rFonts w:cs="B Nazanin"/>
-          <w:color w:val="000000" w:themeColor="text1"/>
-          <w:sz w:val="28"/>
-          <w:szCs w:val="28"/>
-        </w:rPr>
-        <w:t>StockBalanceService</w:t>
-      </w:r>
-      <w:proofErr w:type="spellEnd"/>
-      <w:r>
-        <w:rPr>
-          <w:rFonts w:cs="B Nazanin"/>
-          <w:color w:val="000000" w:themeColor="text1"/>
-          <w:sz w:val="28"/>
-          <w:szCs w:val="28"/>
-        </w:rPr>
-        <w:t xml:space="preserve"> </w:t>
+        <w:t xml:space="preserve"> StockBalanceService </w:t>
       </w:r>
       <w:r>
         <w:rPr>
@@ -5584,30 +5403,30 @@
           <w:szCs w:val="28"/>
           <w:rtl/>
         </w:rPr>
+        <w:t>کاهش موجودی</w:t>
+      </w:r>
+    </w:p>
+    <w:p>
+      <w:pPr>
+        <w:shd w:val="clear" w:color="auto" w:fill="FFFFFF" w:themeFill="background1"/>
+        <w:bidi/>
+        <w:spacing w:after="0" w:line="240" w:lineRule="auto"/>
+        <w:rPr>
+          <w:rFonts w:cs="B Nazanin"/>
+          <w:color w:val="000000" w:themeColor="text1"/>
+          <w:sz w:val="28"/>
+          <w:szCs w:val="28"/>
+        </w:rPr>
+      </w:pPr>
+      <w:r>
+        <w:rPr>
+          <w:rFonts w:cs="B Nazanin"/>
+          <w:color w:val="000000" w:themeColor="text1"/>
+          <w:sz w:val="28"/>
+          <w:szCs w:val="28"/>
+          <w:rtl/>
+        </w:rPr>
         <w:lastRenderedPageBreak/>
-        <w:t>کاهش موجودی</w:t>
-      </w:r>
-    </w:p>
-    <w:p>
-      <w:pPr>
-        <w:shd w:val="clear" w:color="auto" w:fill="FFFFFF" w:themeFill="background1"/>
-        <w:bidi/>
-        <w:spacing w:after="0" w:line="240" w:lineRule="auto"/>
-        <w:rPr>
-          <w:rFonts w:cs="B Nazanin"/>
-          <w:color w:val="000000" w:themeColor="text1"/>
-          <w:sz w:val="28"/>
-          <w:szCs w:val="28"/>
-        </w:rPr>
-      </w:pPr>
-      <w:r>
-        <w:rPr>
-          <w:rFonts w:cs="B Nazanin"/>
-          <w:color w:val="000000" w:themeColor="text1"/>
-          <w:sz w:val="28"/>
-          <w:szCs w:val="28"/>
-          <w:rtl/>
-        </w:rPr>
         <w:t>قبل از کاهش موجودی موارد زیر بررسی می‌شود</w:t>
       </w:r>
       <w:r>
@@ -6377,27 +6196,7 @@
           <w:sz w:val="28"/>
           <w:szCs w:val="28"/>
         </w:rPr>
-        <w:t xml:space="preserve"> </w:t>
-      </w:r>
-      <w:proofErr w:type="spellStart"/>
-      <w:r>
-        <w:rPr>
-          <w:rFonts w:cs="B Nazanin"/>
-          <w:color w:val="000000" w:themeColor="text1"/>
-          <w:sz w:val="28"/>
-          <w:szCs w:val="28"/>
-        </w:rPr>
-        <w:t>StockBalance</w:t>
-      </w:r>
-      <w:proofErr w:type="spellEnd"/>
-      <w:r>
-        <w:rPr>
-          <w:rFonts w:cs="B Nazanin"/>
-          <w:color w:val="000000" w:themeColor="text1"/>
-          <w:sz w:val="28"/>
-          <w:szCs w:val="28"/>
-        </w:rPr>
-        <w:t xml:space="preserve"> </w:t>
+        <w:t xml:space="preserve"> StockBalance </w:t>
       </w:r>
       <w:r>
         <w:rPr>
@@ -6416,27 +6215,7 @@
           <w:sz w:val="28"/>
           <w:szCs w:val="28"/>
         </w:rPr>
-        <w:t xml:space="preserve"> </w:t>
-      </w:r>
-      <w:proofErr w:type="spellStart"/>
-      <w:r>
-        <w:rPr>
-          <w:rFonts w:cs="B Nazanin"/>
-          <w:color w:val="000000" w:themeColor="text1"/>
-          <w:sz w:val="28"/>
-          <w:szCs w:val="28"/>
-        </w:rPr>
-        <w:t>RowVersion</w:t>
-      </w:r>
-      <w:proofErr w:type="spellEnd"/>
-      <w:r>
-        <w:rPr>
-          <w:rFonts w:cs="B Nazanin"/>
-          <w:color w:val="000000" w:themeColor="text1"/>
-          <w:sz w:val="28"/>
-          <w:szCs w:val="28"/>
-        </w:rPr>
-        <w:t xml:space="preserve"> </w:t>
+        <w:t xml:space="preserve"> RowVersion </w:t>
       </w:r>
       <w:r>
         <w:rPr>
@@ -6576,53 +6355,53 @@
           <w:rtl/>
           <w:lang w:bidi="fa-IR"/>
         </w:rPr>
+        <w:t>۱۱</w:t>
+      </w:r>
+      <w:r>
+        <w:rPr>
+          <w:rFonts w:cs="B Nazanin"/>
+          <w:b/>
+          <w:bCs/>
+          <w:color w:val="000000" w:themeColor="text1"/>
+          <w:sz w:val="28"/>
+          <w:szCs w:val="28"/>
+        </w:rPr>
+        <w:t xml:space="preserve">. </w:t>
+      </w:r>
+      <w:r>
+        <w:rPr>
+          <w:rFonts w:cs="B Nazanin"/>
+          <w:b/>
+          <w:bCs/>
+          <w:color w:val="000000" w:themeColor="text1"/>
+          <w:sz w:val="28"/>
+          <w:szCs w:val="28"/>
+          <w:rtl/>
+        </w:rPr>
+        <w:t>مدیریت کالا</w:t>
+      </w:r>
+    </w:p>
+    <w:p>
+      <w:pPr>
+        <w:shd w:val="clear" w:color="auto" w:fill="FFFFFF" w:themeFill="background1"/>
+        <w:bidi/>
+        <w:spacing w:after="0" w:line="240" w:lineRule="auto"/>
+        <w:rPr>
+          <w:rFonts w:cs="B Nazanin"/>
+          <w:color w:val="000000" w:themeColor="text1"/>
+          <w:sz w:val="28"/>
+          <w:szCs w:val="28"/>
+        </w:rPr>
+      </w:pPr>
+      <w:r>
+        <w:rPr>
+          <w:rFonts w:cs="B Nazanin"/>
+          <w:color w:val="000000" w:themeColor="text1"/>
+          <w:sz w:val="28"/>
+          <w:szCs w:val="28"/>
+          <w:rtl/>
+        </w:rPr>
         <w:lastRenderedPageBreak/>
-        <w:t>۱۱</w:t>
-      </w:r>
-      <w:r>
-        <w:rPr>
-          <w:rFonts w:cs="B Nazanin"/>
-          <w:b/>
-          <w:bCs/>
-          <w:color w:val="000000" w:themeColor="text1"/>
-          <w:sz w:val="28"/>
-          <w:szCs w:val="28"/>
-        </w:rPr>
-        <w:t xml:space="preserve">. </w:t>
-      </w:r>
-      <w:r>
-        <w:rPr>
-          <w:rFonts w:cs="B Nazanin"/>
-          <w:b/>
-          <w:bCs/>
-          <w:color w:val="000000" w:themeColor="text1"/>
-          <w:sz w:val="28"/>
-          <w:szCs w:val="28"/>
-          <w:rtl/>
-        </w:rPr>
-        <w:t>مدیریت کالا</w:t>
-      </w:r>
-    </w:p>
-    <w:p>
-      <w:pPr>
-        <w:shd w:val="clear" w:color="auto" w:fill="FFFFFF" w:themeFill="background1"/>
-        <w:bidi/>
-        <w:spacing w:after="0" w:line="240" w:lineRule="auto"/>
-        <w:rPr>
-          <w:rFonts w:cs="B Nazanin"/>
-          <w:color w:val="000000" w:themeColor="text1"/>
-          <w:sz w:val="28"/>
-          <w:szCs w:val="28"/>
-        </w:rPr>
-      </w:pPr>
-      <w:r>
-        <w:rPr>
-          <w:rFonts w:cs="B Nazanin"/>
-          <w:color w:val="000000" w:themeColor="text1"/>
-          <w:sz w:val="28"/>
-          <w:szCs w:val="28"/>
-          <w:rtl/>
-        </w:rPr>
         <w:t>سرویس</w:t>
       </w:r>
       <w:r>
@@ -6632,27 +6411,7 @@
           <w:sz w:val="28"/>
           <w:szCs w:val="28"/>
         </w:rPr>
-        <w:t xml:space="preserve"> </w:t>
-      </w:r>
-      <w:proofErr w:type="spellStart"/>
-      <w:r>
-        <w:rPr>
-          <w:rFonts w:cs="B Nazanin"/>
-          <w:color w:val="000000" w:themeColor="text1"/>
-          <w:sz w:val="28"/>
-          <w:szCs w:val="28"/>
-        </w:rPr>
-        <w:t>ProductService</w:t>
-      </w:r>
-      <w:proofErr w:type="spellEnd"/>
-      <w:r>
-        <w:rPr>
-          <w:rFonts w:cs="B Nazanin"/>
-          <w:color w:val="000000" w:themeColor="text1"/>
-          <w:sz w:val="28"/>
-          <w:szCs w:val="28"/>
-        </w:rPr>
-        <w:t xml:space="preserve"> </w:t>
+        <w:t xml:space="preserve"> ProductService </w:t>
       </w:r>
       <w:r>
         <w:rPr>
@@ -6940,25 +6699,14 @@
           <w:szCs w:val="28"/>
         </w:rPr>
       </w:pPr>
-      <w:proofErr w:type="spellStart"/>
-      <w:r>
-        <w:rPr>
-          <w:rFonts w:cs="B Nazanin"/>
-          <w:color w:val="000000" w:themeColor="text1"/>
-          <w:sz w:val="28"/>
-          <w:szCs w:val="28"/>
-        </w:rPr>
-        <w:t>WarehouseService</w:t>
-      </w:r>
-      <w:proofErr w:type="spellEnd"/>
-      <w:r>
-        <w:rPr>
-          <w:rFonts w:cs="B Nazanin"/>
-          <w:color w:val="000000" w:themeColor="text1"/>
-          <w:sz w:val="28"/>
-          <w:szCs w:val="28"/>
-        </w:rPr>
-        <w:t xml:space="preserve"> </w:t>
+      <w:r>
+        <w:rPr>
+          <w:rFonts w:cs="B Nazanin"/>
+          <w:color w:val="000000" w:themeColor="text1"/>
+          <w:sz w:val="28"/>
+          <w:szCs w:val="28"/>
+        </w:rPr>
+        <w:t xml:space="preserve">WarehouseService </w:t>
       </w:r>
       <w:r>
         <w:rPr>
@@ -7531,53 +7279,53 @@
           <w:rtl/>
           <w:lang w:bidi="fa-IR"/>
         </w:rPr>
+        <w:t>۱۴</w:t>
+      </w:r>
+      <w:r>
+        <w:rPr>
+          <w:rFonts w:cs="B Nazanin"/>
+          <w:b/>
+          <w:bCs/>
+          <w:color w:val="000000" w:themeColor="text1"/>
+          <w:sz w:val="28"/>
+          <w:szCs w:val="28"/>
+        </w:rPr>
+        <w:t xml:space="preserve">. </w:t>
+      </w:r>
+      <w:r>
+        <w:rPr>
+          <w:rFonts w:cs="B Nazanin"/>
+          <w:b/>
+          <w:bCs/>
+          <w:color w:val="000000" w:themeColor="text1"/>
+          <w:sz w:val="28"/>
+          <w:szCs w:val="28"/>
+          <w:rtl/>
+        </w:rPr>
+        <w:t>گزارش موجودی انبار</w:t>
+      </w:r>
+    </w:p>
+    <w:p>
+      <w:pPr>
+        <w:shd w:val="clear" w:color="auto" w:fill="FFFFFF" w:themeFill="background1"/>
+        <w:bidi/>
+        <w:spacing w:after="0" w:line="240" w:lineRule="auto"/>
+        <w:rPr>
+          <w:rFonts w:cs="B Nazanin"/>
+          <w:color w:val="000000" w:themeColor="text1"/>
+          <w:sz w:val="28"/>
+          <w:szCs w:val="28"/>
+        </w:rPr>
+      </w:pPr>
+      <w:r>
+        <w:rPr>
+          <w:rFonts w:cs="B Nazanin"/>
+          <w:color w:val="000000" w:themeColor="text1"/>
+          <w:sz w:val="28"/>
+          <w:szCs w:val="28"/>
+          <w:rtl/>
+        </w:rPr>
         <w:lastRenderedPageBreak/>
-        <w:t>۱۴</w:t>
-      </w:r>
-      <w:r>
-        <w:rPr>
-          <w:rFonts w:cs="B Nazanin"/>
-          <w:b/>
-          <w:bCs/>
-          <w:color w:val="000000" w:themeColor="text1"/>
-          <w:sz w:val="28"/>
-          <w:szCs w:val="28"/>
-        </w:rPr>
-        <w:t xml:space="preserve">. </w:t>
-      </w:r>
-      <w:r>
-        <w:rPr>
-          <w:rFonts w:cs="B Nazanin"/>
-          <w:b/>
-          <w:bCs/>
-          <w:color w:val="000000" w:themeColor="text1"/>
-          <w:sz w:val="28"/>
-          <w:szCs w:val="28"/>
-          <w:rtl/>
-        </w:rPr>
-        <w:t>گزارش موجودی انبار</w:t>
-      </w:r>
-    </w:p>
-    <w:p>
-      <w:pPr>
-        <w:shd w:val="clear" w:color="auto" w:fill="FFFFFF" w:themeFill="background1"/>
-        <w:bidi/>
-        <w:spacing w:after="0" w:line="240" w:lineRule="auto"/>
-        <w:rPr>
-          <w:rFonts w:cs="B Nazanin"/>
-          <w:color w:val="000000" w:themeColor="text1"/>
-          <w:sz w:val="28"/>
-          <w:szCs w:val="28"/>
-        </w:rPr>
-      </w:pPr>
-      <w:r>
-        <w:rPr>
-          <w:rFonts w:cs="B Nazanin"/>
-          <w:color w:val="000000" w:themeColor="text1"/>
-          <w:sz w:val="28"/>
-          <w:szCs w:val="28"/>
-          <w:rtl/>
-        </w:rPr>
         <w:t>برای هر انبار گزارشی از کالاهای موجود ارائه می‌شود که شامل اطلاعات زیر است</w:t>
       </w:r>
       <w:r>
@@ -7834,25 +7582,14 @@
           <w:szCs w:val="28"/>
         </w:rPr>
       </w:pPr>
-      <w:proofErr w:type="spellStart"/>
-      <w:r>
-        <w:rPr>
-          <w:rFonts w:cs="B Nazanin"/>
-          <w:color w:val="000000" w:themeColor="text1"/>
-          <w:sz w:val="28"/>
-          <w:szCs w:val="28"/>
-        </w:rPr>
-        <w:t>UserService</w:t>
-      </w:r>
-      <w:proofErr w:type="spellEnd"/>
-      <w:r>
-        <w:rPr>
-          <w:rFonts w:cs="B Nazanin"/>
-          <w:color w:val="000000" w:themeColor="text1"/>
-          <w:sz w:val="28"/>
-          <w:szCs w:val="28"/>
-        </w:rPr>
-        <w:t xml:space="preserve"> </w:t>
+      <w:r>
+        <w:rPr>
+          <w:rFonts w:cs="B Nazanin"/>
+          <w:color w:val="000000" w:themeColor="text1"/>
+          <w:sz w:val="28"/>
+          <w:szCs w:val="28"/>
+        </w:rPr>
+        <w:t xml:space="preserve">UserService </w:t>
       </w:r>
       <w:r>
         <w:rPr>
@@ -8457,64 +8194,64 @@
           <w:rtl/>
           <w:lang w:bidi="fa-IR"/>
         </w:rPr>
+        <w:t>۱۷</w:t>
+      </w:r>
+      <w:r>
+        <w:rPr>
+          <w:rFonts w:cs="B Nazanin"/>
+          <w:b/>
+          <w:bCs/>
+          <w:color w:val="000000" w:themeColor="text1"/>
+          <w:sz w:val="28"/>
+          <w:szCs w:val="28"/>
+        </w:rPr>
+        <w:t xml:space="preserve">. </w:t>
+      </w:r>
+      <w:r>
+        <w:rPr>
+          <w:rFonts w:cs="B Nazanin"/>
+          <w:b/>
+          <w:bCs/>
+          <w:color w:val="000000" w:themeColor="text1"/>
+          <w:sz w:val="28"/>
+          <w:szCs w:val="28"/>
+          <w:rtl/>
+        </w:rPr>
+        <w:t>مدیریت</w:t>
+      </w:r>
+      <w:r>
+        <w:rPr>
+          <w:rFonts w:cs="B Nazanin"/>
+          <w:b/>
+          <w:bCs/>
+          <w:color w:val="000000" w:themeColor="text1"/>
+          <w:sz w:val="28"/>
+          <w:szCs w:val="28"/>
+        </w:rPr>
+        <w:t xml:space="preserve"> Refresh Token</w:t>
+      </w:r>
+    </w:p>
+    <w:p>
+      <w:pPr>
+        <w:shd w:val="clear" w:color="auto" w:fill="FFFFFF" w:themeFill="background1"/>
+        <w:bidi/>
+        <w:spacing w:after="0" w:line="240" w:lineRule="auto"/>
+        <w:rPr>
+          <w:rFonts w:cs="B Nazanin"/>
+          <w:color w:val="000000" w:themeColor="text1"/>
+          <w:sz w:val="28"/>
+          <w:szCs w:val="28"/>
+        </w:rPr>
+      </w:pPr>
+      <w:r>
+        <w:rPr>
+          <w:rFonts w:cs="B Nazanin"/>
+          <w:color w:val="000000" w:themeColor="text1"/>
+          <w:sz w:val="28"/>
+          <w:szCs w:val="28"/>
+          <w:rtl/>
+        </w:rPr>
         <w:lastRenderedPageBreak/>
-        <w:t>۱۷</w:t>
-      </w:r>
-      <w:r>
-        <w:rPr>
-          <w:rFonts w:cs="B Nazanin"/>
-          <w:b/>
-          <w:bCs/>
-          <w:color w:val="000000" w:themeColor="text1"/>
-          <w:sz w:val="28"/>
-          <w:szCs w:val="28"/>
-        </w:rPr>
-        <w:t xml:space="preserve">. </w:t>
-      </w:r>
-      <w:r>
-        <w:rPr>
-          <w:rFonts w:cs="B Nazanin"/>
-          <w:b/>
-          <w:bCs/>
-          <w:color w:val="000000" w:themeColor="text1"/>
-          <w:sz w:val="28"/>
-          <w:szCs w:val="28"/>
-          <w:rtl/>
-        </w:rPr>
-        <w:t>مدیریت</w:t>
-      </w:r>
-      <w:r>
-        <w:rPr>
-          <w:rFonts w:cs="B Nazanin"/>
-          <w:b/>
-          <w:bCs/>
-          <w:color w:val="000000" w:themeColor="text1"/>
-          <w:sz w:val="28"/>
-          <w:szCs w:val="28"/>
-        </w:rPr>
-        <w:t xml:space="preserve"> Refresh Token</w:t>
-      </w:r>
-    </w:p>
-    <w:p>
-      <w:pPr>
-        <w:shd w:val="clear" w:color="auto" w:fill="FFFFFF" w:themeFill="background1"/>
-        <w:bidi/>
-        <w:spacing w:after="0" w:line="240" w:lineRule="auto"/>
-        <w:rPr>
-          <w:rFonts w:cs="B Nazanin"/>
-          <w:color w:val="000000" w:themeColor="text1"/>
-          <w:sz w:val="28"/>
-          <w:szCs w:val="28"/>
-        </w:rPr>
-      </w:pPr>
-      <w:r>
-        <w:rPr>
-          <w:rFonts w:cs="B Nazanin"/>
-          <w:color w:val="000000" w:themeColor="text1"/>
-          <w:sz w:val="28"/>
-          <w:szCs w:val="28"/>
-          <w:rtl/>
-        </w:rPr>
         <w:t>در زمان درخواست توکن جدید، مراحل زیر انجام می‌شود</w:t>
       </w:r>
       <w:r>
@@ -9485,7 +9222,6 @@
           <w:szCs w:val="28"/>
           <w:rtl/>
         </w:rPr>
-        <w:lastRenderedPageBreak/>
         <w:t>گزارش</w:t>
       </w:r>
       <w:r>
@@ -9560,18 +9296,7 @@
           <w:szCs w:val="28"/>
           <w:rtl/>
         </w:rPr>
-        <w:t xml:space="preserve">نوع سند </w:t>
-      </w:r>
-      <w:proofErr w:type="gramStart"/>
-      <w:r>
-        <w:rPr>
-          <w:rFonts w:cs="B Nazanin"/>
-          <w:color w:val="000000" w:themeColor="text1"/>
-          <w:sz w:val="28"/>
-          <w:szCs w:val="28"/>
-          <w:rtl/>
-        </w:rPr>
-        <w:t>انبار</w:t>
+        <w:t>نوع سند انبار</w:t>
       </w:r>
       <w:r>
         <w:rPr>
@@ -9601,8 +9326,6 @@
         </w:rPr>
         <w:t>(</w:t>
       </w:r>
-      <w:proofErr w:type="spellStart"/>
-      <w:proofErr w:type="gramEnd"/>
       <w:r>
         <w:rPr>
           <w:rFonts w:cs="B Nazanin"/>
@@ -9612,7 +9335,6 @@
         </w:rPr>
         <w:t>StockDocumentType</w:t>
       </w:r>
-      <w:proofErr w:type="spellEnd"/>
       <w:r>
         <w:rPr>
           <w:rFonts w:cs="B Nazanin"/>
@@ -9649,9 +9371,9 @@
         <w:tblLook w:val="04A0" w:firstRow="1" w:lastRow="0" w:firstColumn="1" w:lastColumn="0" w:noHBand="0" w:noVBand="1"/>
       </w:tblPr>
       <w:tblGrid>
-        <w:gridCol w:w="715"/>
-        <w:gridCol w:w="3034"/>
-        <w:gridCol w:w="5785"/>
+        <w:gridCol w:w="634"/>
+        <w:gridCol w:w="3062"/>
+        <w:gridCol w:w="5838"/>
       </w:tblGrid>
       <w:tr>
         <w:trPr>
@@ -10168,18 +9890,7 @@
           <w:szCs w:val="28"/>
           <w:rtl/>
         </w:rPr>
-        <w:t xml:space="preserve">وضعیت سند </w:t>
-      </w:r>
-      <w:proofErr w:type="gramStart"/>
-      <w:r>
-        <w:rPr>
-          <w:rFonts w:cs="B Nazanin"/>
-          <w:color w:val="000000" w:themeColor="text1"/>
-          <w:sz w:val="28"/>
-          <w:szCs w:val="28"/>
-          <w:rtl/>
-        </w:rPr>
-        <w:t>انبار</w:t>
+        <w:t>وضعیت سند انبار</w:t>
       </w:r>
       <w:r>
         <w:rPr>
@@ -10190,7 +9901,6 @@
         </w:rPr>
         <w:t>(</w:t>
       </w:r>
-      <w:proofErr w:type="gramEnd"/>
       <w:r>
         <w:rPr>
           <w:rFonts w:cs="B Nazanin"/>
@@ -10237,9 +9947,9 @@
         <w:tblLook w:val="04A0" w:firstRow="1" w:lastRow="0" w:firstColumn="1" w:lastColumn="0" w:noHBand="0" w:noVBand="1"/>
       </w:tblPr>
       <w:tblGrid>
-        <w:gridCol w:w="739"/>
-        <w:gridCol w:w="2498"/>
-        <w:gridCol w:w="6163"/>
+        <w:gridCol w:w="656"/>
+        <w:gridCol w:w="2522"/>
+        <w:gridCol w:w="6222"/>
       </w:tblGrid>
       <w:tr>
         <w:trPr>
@@ -10661,27 +10371,7 @@
           <w:sz w:val="28"/>
           <w:szCs w:val="28"/>
         </w:rPr>
-        <w:t>(</w:t>
-      </w:r>
-      <w:proofErr w:type="spellStart"/>
-      <w:r>
-        <w:rPr>
-          <w:rFonts w:cs="B Nazanin"/>
-          <w:color w:val="000000" w:themeColor="text1"/>
-          <w:sz w:val="28"/>
-          <w:szCs w:val="28"/>
-        </w:rPr>
-        <w:t>UnitOfMeasure</w:t>
-      </w:r>
-      <w:proofErr w:type="spellEnd"/>
-      <w:r>
-        <w:rPr>
-          <w:rFonts w:cs="B Nazanin"/>
-          <w:color w:val="000000" w:themeColor="text1"/>
-          <w:sz w:val="28"/>
-          <w:szCs w:val="28"/>
-        </w:rPr>
-        <w:t>)</w:t>
+        <w:t>(UnitOfMeasure)</w:t>
       </w:r>
       <w:r>
         <w:rPr>
@@ -12594,18 +12284,7 @@
           <w:szCs w:val="28"/>
           <w:rtl/>
         </w:rPr>
-        <w:t xml:space="preserve">نقش </w:t>
-      </w:r>
-      <w:proofErr w:type="gramStart"/>
-      <w:r>
-        <w:rPr>
-          <w:rFonts w:cs="B Nazanin"/>
-          <w:color w:val="000000" w:themeColor="text1"/>
-          <w:sz w:val="28"/>
-          <w:szCs w:val="28"/>
-          <w:rtl/>
-        </w:rPr>
-        <w:t>کاربر</w:t>
+        <w:t>نقش کاربر</w:t>
       </w:r>
       <w:r>
         <w:rPr>
@@ -12616,8 +12295,6 @@
         </w:rPr>
         <w:t>(</w:t>
       </w:r>
-      <w:proofErr w:type="spellStart"/>
-      <w:proofErr w:type="gramEnd"/>
       <w:r>
         <w:rPr>
           <w:rFonts w:cs="B Nazanin"/>
@@ -12627,7 +12304,6 @@
         </w:rPr>
         <w:t>UserRole</w:t>
       </w:r>
-      <w:proofErr w:type="spellEnd"/>
       <w:r>
         <w:rPr>
           <w:rFonts w:cs="B Nazanin"/>
@@ -12664,9 +12340,9 @@
         <w:tblLook w:val="04A0" w:firstRow="1" w:lastRow="0" w:firstColumn="1" w:lastColumn="0" w:noHBand="0" w:noVBand="1"/>
       </w:tblPr>
       <w:tblGrid>
-        <w:gridCol w:w="1050"/>
-        <w:gridCol w:w="4062"/>
-        <w:gridCol w:w="4068"/>
+        <w:gridCol w:w="934"/>
+        <w:gridCol w:w="4120"/>
+        <w:gridCol w:w="4126"/>
       </w:tblGrid>
       <w:tr>
         <w:trPr>
@@ -13334,7 +13010,6 @@
                 <w:szCs w:val="28"/>
               </w:rPr>
             </w:pPr>
-            <w:proofErr w:type="spellStart"/>
             <w:r>
               <w:rPr>
                 <w:rFonts w:cs="B Nazanin"/>
@@ -13344,7 +13019,6 @@
               </w:rPr>
               <w:t>StockDocumentType</w:t>
             </w:r>
-            <w:proofErr w:type="spellEnd"/>
           </w:p>
         </w:tc>
         <w:tc>
@@ -13365,7 +13039,6 @@
                 <w:szCs w:val="28"/>
               </w:rPr>
             </w:pPr>
-            <w:proofErr w:type="spellStart"/>
             <w:r>
               <w:rPr>
                 <w:rFonts w:cs="B Nazanin"/>
@@ -13375,7 +13048,6 @@
               </w:rPr>
               <w:t>StockDocument</w:t>
             </w:r>
-            <w:proofErr w:type="spellEnd"/>
           </w:p>
         </w:tc>
         <w:tc>
@@ -13461,7 +13133,6 @@
                 <w:szCs w:val="28"/>
               </w:rPr>
             </w:pPr>
-            <w:proofErr w:type="spellStart"/>
             <w:r>
               <w:rPr>
                 <w:rFonts w:cs="B Nazanin"/>
@@ -13471,7 +13142,6 @@
               </w:rPr>
               <w:t>StockDocument</w:t>
             </w:r>
-            <w:proofErr w:type="spellEnd"/>
           </w:p>
         </w:tc>
         <w:tc>
@@ -13528,7 +13198,6 @@
                 <w:szCs w:val="28"/>
               </w:rPr>
             </w:pPr>
-            <w:proofErr w:type="spellStart"/>
             <w:r>
               <w:rPr>
                 <w:rFonts w:cs="B Nazanin"/>
@@ -13538,7 +13207,6 @@
               </w:rPr>
               <w:t>UnitOfMeasure</w:t>
             </w:r>
-            <w:proofErr w:type="spellEnd"/>
           </w:p>
         </w:tc>
         <w:tc>
@@ -13624,7 +13292,6 @@
                 <w:szCs w:val="28"/>
               </w:rPr>
             </w:pPr>
-            <w:proofErr w:type="spellStart"/>
             <w:r>
               <w:rPr>
                 <w:rFonts w:cs="B Nazanin"/>
@@ -13634,7 +13301,6 @@
               </w:rPr>
               <w:t>UserRole</w:t>
             </w:r>
-            <w:proofErr w:type="spellEnd"/>
           </w:p>
         </w:tc>
         <w:tc>
@@ -13944,31 +13610,7 @@
           <w:sz w:val="28"/>
           <w:szCs w:val="28"/>
         </w:rPr>
-        <w:t xml:space="preserve"> (</w:t>
-      </w:r>
-      <w:proofErr w:type="spellStart"/>
-      <w:r>
-        <w:rPr>
-          <w:rFonts w:cs="B Nazanin"/>
-          <w:b/>
-          <w:bCs/>
-          <w:color w:val="000000" w:themeColor="text1"/>
-          <w:sz w:val="28"/>
-          <w:szCs w:val="28"/>
-        </w:rPr>
-        <w:t>CreatedDateTime</w:t>
-      </w:r>
-      <w:proofErr w:type="spellEnd"/>
-      <w:r>
-        <w:rPr>
-          <w:rFonts w:cs="B Nazanin"/>
-          <w:b/>
-          <w:bCs/>
-          <w:color w:val="000000" w:themeColor="text1"/>
-          <w:sz w:val="28"/>
-          <w:szCs w:val="28"/>
-        </w:rPr>
-        <w:t xml:space="preserve">) </w:t>
+        <w:t xml:space="preserve"> (CreatedDateTime) </w:t>
       </w:r>
       <w:r>
         <w:rPr>
@@ -14055,29 +13697,16 @@
         </w:rPr>
         <w:t xml:space="preserve">اطلاعاتی مانند </w:t>
       </w:r>
-      <w:proofErr w:type="spellStart"/>
-      <w:r>
-        <w:rPr>
-          <w:rFonts w:cs="B Nazanin"/>
-          <w:b/>
-          <w:bCs/>
-          <w:color w:val="000000" w:themeColor="text1"/>
-          <w:sz w:val="28"/>
-          <w:szCs w:val="28"/>
-        </w:rPr>
-        <w:t>CreatedDateTime</w:t>
-      </w:r>
-      <w:proofErr w:type="spellEnd"/>
-      <w:r>
-        <w:rPr>
-          <w:rFonts w:cs="B Nazanin"/>
-          <w:b/>
-          <w:bCs/>
-          <w:color w:val="000000" w:themeColor="text1"/>
-          <w:sz w:val="28"/>
-          <w:szCs w:val="28"/>
-        </w:rPr>
-        <w:t xml:space="preserve"> </w:t>
+      <w:r>
+        <w:rPr>
+          <w:rFonts w:cs="B Nazanin"/>
+          <w:b/>
+          <w:bCs/>
+          <w:color w:val="000000" w:themeColor="text1"/>
+          <w:sz w:val="28"/>
+          <w:szCs w:val="28"/>
+        </w:rPr>
+        <w:t xml:space="preserve">CreatedDateTime </w:t>
       </w:r>
       <w:r>
         <w:rPr>
@@ -14091,29 +13720,16 @@
         </w:rPr>
         <w:t xml:space="preserve">و </w:t>
       </w:r>
-      <w:proofErr w:type="spellStart"/>
-      <w:r>
-        <w:rPr>
-          <w:rFonts w:cs="B Nazanin"/>
-          <w:b/>
-          <w:bCs/>
-          <w:color w:val="000000" w:themeColor="text1"/>
-          <w:sz w:val="28"/>
-          <w:szCs w:val="28"/>
-        </w:rPr>
-        <w:t>IsDeleted</w:t>
-      </w:r>
-      <w:proofErr w:type="spellEnd"/>
-      <w:r>
-        <w:rPr>
-          <w:rFonts w:cs="B Nazanin"/>
-          <w:b/>
-          <w:bCs/>
-          <w:color w:val="000000" w:themeColor="text1"/>
-          <w:sz w:val="28"/>
-          <w:szCs w:val="28"/>
-        </w:rPr>
-        <w:t xml:space="preserve"> </w:t>
+      <w:r>
+        <w:rPr>
+          <w:rFonts w:cs="B Nazanin"/>
+          <w:b/>
+          <w:bCs/>
+          <w:color w:val="000000" w:themeColor="text1"/>
+          <w:sz w:val="28"/>
+          <w:szCs w:val="28"/>
+        </w:rPr>
+        <w:t xml:space="preserve">IsDeleted </w:t>
       </w:r>
       <w:r>
         <w:rPr>
@@ -14269,29 +13885,16 @@
         </w:rPr>
         <w:t xml:space="preserve">در صورتی که محصولی با شناسه درخواستی وجود نداشته باشد، سرویس با پرتاب </w:t>
       </w:r>
-      <w:proofErr w:type="spellStart"/>
-      <w:r>
-        <w:rPr>
-          <w:rFonts w:cs="B Nazanin"/>
-          <w:b/>
-          <w:bCs/>
-          <w:color w:val="000000" w:themeColor="text1"/>
-          <w:sz w:val="28"/>
-          <w:szCs w:val="28"/>
-        </w:rPr>
-        <w:t>NotFoundException</w:t>
-      </w:r>
-      <w:proofErr w:type="spellEnd"/>
-      <w:r>
-        <w:rPr>
-          <w:rFonts w:cs="B Nazanin"/>
-          <w:b/>
-          <w:bCs/>
-          <w:color w:val="000000" w:themeColor="text1"/>
-          <w:sz w:val="28"/>
-          <w:szCs w:val="28"/>
-        </w:rPr>
-        <w:t xml:space="preserve"> </w:t>
+      <w:r>
+        <w:rPr>
+          <w:rFonts w:cs="B Nazanin"/>
+          <w:b/>
+          <w:bCs/>
+          <w:color w:val="000000" w:themeColor="text1"/>
+          <w:sz w:val="28"/>
+          <w:szCs w:val="28"/>
+        </w:rPr>
+        <w:t xml:space="preserve">NotFoundException </w:t>
       </w:r>
       <w:r>
         <w:rPr>
@@ -14387,31 +13990,7 @@
           <w:sz w:val="28"/>
           <w:szCs w:val="28"/>
         </w:rPr>
-        <w:t xml:space="preserve"> Enum </w:t>
-      </w:r>
-      <w:proofErr w:type="spellStart"/>
-      <w:r>
-        <w:rPr>
-          <w:rFonts w:cs="B Nazanin"/>
-          <w:b/>
-          <w:bCs/>
-          <w:color w:val="000000" w:themeColor="text1"/>
-          <w:sz w:val="28"/>
-          <w:szCs w:val="28"/>
-        </w:rPr>
-        <w:t>UnitOfMeasure</w:t>
-      </w:r>
-      <w:proofErr w:type="spellEnd"/>
-      <w:r>
-        <w:rPr>
-          <w:rFonts w:cs="B Nazanin"/>
-          <w:b/>
-          <w:bCs/>
-          <w:color w:val="000000" w:themeColor="text1"/>
-          <w:sz w:val="28"/>
-          <w:szCs w:val="28"/>
-        </w:rPr>
-        <w:t xml:space="preserve"> </w:t>
+        <w:t xml:space="preserve"> Enum UnitOfMeasure </w:t>
       </w:r>
       <w:r>
         <w:rPr>
@@ -14687,31 +14266,7 @@
           <w:sz w:val="28"/>
           <w:szCs w:val="28"/>
         </w:rPr>
-        <w:t xml:space="preserve"> </w:t>
-      </w:r>
-      <w:proofErr w:type="spellStart"/>
-      <w:r>
-        <w:rPr>
-          <w:rFonts w:cs="B Nazanin"/>
-          <w:b/>
-          <w:bCs/>
-          <w:color w:val="000000" w:themeColor="text1"/>
-          <w:sz w:val="28"/>
-          <w:szCs w:val="28"/>
-        </w:rPr>
-        <w:t>InMemory</w:t>
-      </w:r>
-      <w:proofErr w:type="spellEnd"/>
-      <w:r>
-        <w:rPr>
-          <w:rFonts w:cs="B Nazanin"/>
-          <w:b/>
-          <w:bCs/>
-          <w:color w:val="000000" w:themeColor="text1"/>
-          <w:sz w:val="28"/>
-          <w:szCs w:val="28"/>
-        </w:rPr>
-        <w:t xml:space="preserve"> </w:t>
+        <w:t xml:space="preserve"> InMemory </w:t>
       </w:r>
       <w:r>
         <w:rPr>
@@ -14812,6 +14367,36 @@
         <w:bidi/>
         <w:spacing w:after="0" w:line="240" w:lineRule="auto"/>
         <w:ind w:left="1440"/>
+        <w:rPr>
+          <w:rFonts w:cs="B Nazanin"/>
+          <w:b/>
+          <w:bCs/>
+          <w:color w:val="000000" w:themeColor="text1"/>
+          <w:sz w:val="28"/>
+          <w:szCs w:val="28"/>
+        </w:rPr>
+      </w:pPr>
+    </w:p>
+    <w:p>
+      <w:pPr>
+        <w:shd w:val="clear" w:color="auto" w:fill="FFFFFF" w:themeFill="background1"/>
+        <w:bidi/>
+        <w:spacing w:after="0" w:line="240" w:lineRule="auto"/>
+        <w:rPr>
+          <w:rFonts w:cs="B Nazanin"/>
+          <w:b/>
+          <w:bCs/>
+          <w:color w:val="000000" w:themeColor="text1"/>
+          <w:sz w:val="28"/>
+          <w:szCs w:val="28"/>
+        </w:rPr>
+      </w:pPr>
+    </w:p>
+    <w:p>
+      <w:pPr>
+        <w:shd w:val="clear" w:color="auto" w:fill="FFFFFF" w:themeFill="background1"/>
+        <w:bidi/>
+        <w:spacing w:after="0" w:line="240" w:lineRule="auto"/>
         <w:rPr>
           <w:rFonts w:cs="B Nazanin"/>
           <w:b/>
@@ -15051,7 +14636,6 @@
         </w:rPr>
         <w:t xml:space="preserve">، </w:t>
       </w:r>
-      <w:proofErr w:type="spellStart"/>
       <w:r>
         <w:rPr>
           <w:rFonts w:cs="B Nazanin"/>
@@ -15063,7 +14647,6 @@
         </w:rPr>
         <w:t>AutoMapper</w:t>
       </w:r>
-      <w:proofErr w:type="spellEnd"/>
       <w:r>
         <w:rPr>
           <w:rFonts w:cs="B Nazanin"/>
@@ -15074,7 +14657,6 @@
         </w:rPr>
         <w:t xml:space="preserve">، </w:t>
       </w:r>
-      <w:proofErr w:type="spellStart"/>
       <w:r>
         <w:rPr>
           <w:rFonts w:cs="B Nazanin"/>
@@ -15086,7 +14668,6 @@
         </w:rPr>
         <w:t>Gridify</w:t>
       </w:r>
-      <w:proofErr w:type="spellEnd"/>
       <w:r>
         <w:rPr>
           <w:rFonts w:cs="B Nazanin"/>
